--- a/public/dluongta_resume.docx
+++ b/public/dluongta_resume.docx
@@ -32,7 +32,7 @@
                 <wp:docPr id="793183896" name="Group 6">
                   <a:extLst xmlns:a="http://schemas.openxmlformats.org/drawingml/2006/main">
                     <a:ext uri="{C183D7F6-B498-43B3-948B-1728B52AA6E4}">
-                      <adec:decorative xmlns="" xmlns:cx2="http://schemas.microsoft.com/office/drawing/2015/10/21/chartex" xmlns:cx3="http://schemas.microsoft.com/office/drawing/2016/5/9/chartex" xmlns:cx4="http://schemas.microsoft.com/office/drawing/2016/5/10/chartex" xmlns:cx5="http://schemas.microsoft.com/office/drawing/2016/5/11/chartex" xmlns:cx6="http://schemas.microsoft.com/office/drawing/2016/5/12/chartex" xmlns:cx7="http://schemas.microsoft.com/office/drawing/2016/5/13/chartex" xmlns:cx8="http://schemas.microsoft.com/office/drawing/2016/5/14/chartex" xmlns:aink="http://schemas.microsoft.com/office/drawing/2016/ink" xmlns:am3d="http://schemas.microsoft.com/office/drawing/2017/model3d" xmlns:o="urn:schemas-microsoft-com:office:office" xmlns:oel="http://schemas.microsoft.com/office/2019/extlst" xmlns:v="urn:schemas-microsoft-com:vml" xmlns:w10="urn:schemas-microsoft-com:office:word" xmlns:w="http://schemas.openxmlformats.org/wordprocessingml/2006/main" xmlns:w16cex="http://schemas.microsoft.com/office/word/2018/wordml/cex" xmlns:w16cid="http://schemas.microsoft.com/office/word/2016/wordml/cid" xmlns:w16="http://schemas.microsoft.com/office/word/2018/wordml" xmlns:w16du="http://schemas.microsoft.com/office/word/2023/wordml/word16du" xmlns:w16sdtdh="http://schemas.microsoft.com/office/word/2020/wordml/sdtdatahash" xmlns:w16sdtfl="http://schemas.microsoft.com/office/word/2024/wordml/sdtformatlock" xmlns:adec="http://schemas.microsoft.com/office/drawing/2017/decorative" val="1"/>
+                      <adec:decorative xmlns:adec="http://schemas.microsoft.com/office/drawing/2017/decorative" xmlns:w16sdtfl="http://schemas.microsoft.com/office/word/2024/wordml/sdtformatlock" xmlns:w16sdtdh="http://schemas.microsoft.com/office/word/2020/wordml/sdtdatahash" xmlns:w16du="http://schemas.microsoft.com/office/word/2023/wordml/word16du" xmlns:w16="http://schemas.microsoft.com/office/word/2018/wordml" xmlns:w16cid="http://schemas.microsoft.com/office/word/2016/wordml/cid" xmlns:w16cex="http://schemas.microsoft.com/office/word/2018/wordml/cex" xmlns:w="http://schemas.openxmlformats.org/wordprocessingml/2006/main" xmlns:w10="urn:schemas-microsoft-com:office:word" xmlns:v="urn:schemas-microsoft-com:vml" xmlns:oel="http://schemas.microsoft.com/office/2019/extlst" xmlns:o="urn:schemas-microsoft-com:office:office" xmlns:am3d="http://schemas.microsoft.com/office/drawing/2017/model3d" xmlns:aink="http://schemas.microsoft.com/office/drawing/2016/ink" xmlns:cx8="http://schemas.microsoft.com/office/drawing/2016/5/14/chartex" xmlns:cx7="http://schemas.microsoft.com/office/drawing/2016/5/13/chartex" xmlns:cx6="http://schemas.microsoft.com/office/drawing/2016/5/12/chartex" xmlns:cx5="http://schemas.microsoft.com/office/drawing/2016/5/11/chartex" xmlns:cx4="http://schemas.microsoft.com/office/drawing/2016/5/10/chartex" xmlns:cx3="http://schemas.microsoft.com/office/drawing/2016/5/9/chartex" xmlns:cx2="http://schemas.microsoft.com/office/drawing/2015/10/21/chartex" xmlns="" val="1"/>
                     </a:ext>
                   </a:extLst>
                 </wp:docPr>
@@ -53,7 +53,7 @@
                         <wps:cNvPr id="1434342015" name="Rectangle 1">
                           <a:extLst>
                             <a:ext uri="{C183D7F6-B498-43B3-948B-1728B52AA6E4}">
-                              <adec:decorative xmlns="" xmlns:cx2="http://schemas.microsoft.com/office/drawing/2015/10/21/chartex" xmlns:cx3="http://schemas.microsoft.com/office/drawing/2016/5/9/chartex" xmlns:cx4="http://schemas.microsoft.com/office/drawing/2016/5/10/chartex" xmlns:cx5="http://schemas.microsoft.com/office/drawing/2016/5/11/chartex" xmlns:cx6="http://schemas.microsoft.com/office/drawing/2016/5/12/chartex" xmlns:cx7="http://schemas.microsoft.com/office/drawing/2016/5/13/chartex" xmlns:cx8="http://schemas.microsoft.com/office/drawing/2016/5/14/chartex" xmlns:aink="http://schemas.microsoft.com/office/drawing/2016/ink" xmlns:am3d="http://schemas.microsoft.com/office/drawing/2017/model3d" xmlns:o="urn:schemas-microsoft-com:office:office" xmlns:oel="http://schemas.microsoft.com/office/2019/extlst" xmlns:v="urn:schemas-microsoft-com:vml" xmlns:w10="urn:schemas-microsoft-com:office:word" xmlns:w="http://schemas.openxmlformats.org/wordprocessingml/2006/main" xmlns:w16cex="http://schemas.microsoft.com/office/word/2018/wordml/cex" xmlns:w16cid="http://schemas.microsoft.com/office/word/2016/wordml/cid" xmlns:w16="http://schemas.microsoft.com/office/word/2018/wordml" xmlns:w16du="http://schemas.microsoft.com/office/word/2023/wordml/word16du" xmlns:w16sdtdh="http://schemas.microsoft.com/office/word/2020/wordml/sdtdatahash" xmlns:w16sdtfl="http://schemas.microsoft.com/office/word/2024/wordml/sdtformatlock" xmlns:adec="http://schemas.microsoft.com/office/drawing/2017/decorative" val="1"/>
+                              <adec:decorative xmlns:adec="http://schemas.microsoft.com/office/drawing/2017/decorative" xmlns:w16sdtfl="http://schemas.microsoft.com/office/word/2024/wordml/sdtformatlock" xmlns:w16sdtdh="http://schemas.microsoft.com/office/word/2020/wordml/sdtdatahash" xmlns:w16du="http://schemas.microsoft.com/office/word/2023/wordml/word16du" xmlns:w16="http://schemas.microsoft.com/office/word/2018/wordml" xmlns:w16cid="http://schemas.microsoft.com/office/word/2016/wordml/cid" xmlns:w16cex="http://schemas.microsoft.com/office/word/2018/wordml/cex" xmlns:w="http://schemas.openxmlformats.org/wordprocessingml/2006/main" xmlns:w10="urn:schemas-microsoft-com:office:word" xmlns:v="urn:schemas-microsoft-com:vml" xmlns:oel="http://schemas.microsoft.com/office/2019/extlst" xmlns:o="urn:schemas-microsoft-com:office:office" xmlns:am3d="http://schemas.microsoft.com/office/drawing/2017/model3d" xmlns:aink="http://schemas.microsoft.com/office/drawing/2016/ink" xmlns:cx8="http://schemas.microsoft.com/office/drawing/2016/5/14/chartex" xmlns:cx7="http://schemas.microsoft.com/office/drawing/2016/5/13/chartex" xmlns:cx6="http://schemas.microsoft.com/office/drawing/2016/5/12/chartex" xmlns:cx5="http://schemas.microsoft.com/office/drawing/2016/5/11/chartex" xmlns:cx4="http://schemas.microsoft.com/office/drawing/2016/5/10/chartex" xmlns:cx3="http://schemas.microsoft.com/office/drawing/2016/5/9/chartex" xmlns:cx2="http://schemas.microsoft.com/office/drawing/2015/10/21/chartex" xmlns="" val="1"/>
                             </a:ext>
                           </a:extLst>
                         </wps:cNvPr>
@@ -98,7 +98,7 @@
                         <wps:cNvPr id="1234481726" name="Rectangle 1">
                           <a:extLst>
                             <a:ext uri="{C183D7F6-B498-43B3-948B-1728B52AA6E4}">
-                              <adec:decorative xmlns="" xmlns:cx2="http://schemas.microsoft.com/office/drawing/2015/10/21/chartex" xmlns:cx3="http://schemas.microsoft.com/office/drawing/2016/5/9/chartex" xmlns:cx4="http://schemas.microsoft.com/office/drawing/2016/5/10/chartex" xmlns:cx5="http://schemas.microsoft.com/office/drawing/2016/5/11/chartex" xmlns:cx6="http://schemas.microsoft.com/office/drawing/2016/5/12/chartex" xmlns:cx7="http://schemas.microsoft.com/office/drawing/2016/5/13/chartex" xmlns:cx8="http://schemas.microsoft.com/office/drawing/2016/5/14/chartex" xmlns:aink="http://schemas.microsoft.com/office/drawing/2016/ink" xmlns:am3d="http://schemas.microsoft.com/office/drawing/2017/model3d" xmlns:o="urn:schemas-microsoft-com:office:office" xmlns:oel="http://schemas.microsoft.com/office/2019/extlst" xmlns:v="urn:schemas-microsoft-com:vml" xmlns:w10="urn:schemas-microsoft-com:office:word" xmlns:w="http://schemas.openxmlformats.org/wordprocessingml/2006/main" xmlns:w16cex="http://schemas.microsoft.com/office/word/2018/wordml/cex" xmlns:w16cid="http://schemas.microsoft.com/office/word/2016/wordml/cid" xmlns:w16="http://schemas.microsoft.com/office/word/2018/wordml" xmlns:w16du="http://schemas.microsoft.com/office/word/2023/wordml/word16du" xmlns:w16sdtdh="http://schemas.microsoft.com/office/word/2020/wordml/sdtdatahash" xmlns:w16sdtfl="http://schemas.microsoft.com/office/word/2024/wordml/sdtformatlock" xmlns:adec="http://schemas.microsoft.com/office/drawing/2017/decorative" val="1"/>
+                              <adec:decorative xmlns:adec="http://schemas.microsoft.com/office/drawing/2017/decorative" xmlns:w16sdtfl="http://schemas.microsoft.com/office/word/2024/wordml/sdtformatlock" xmlns:w16sdtdh="http://schemas.microsoft.com/office/word/2020/wordml/sdtdatahash" xmlns:w16du="http://schemas.microsoft.com/office/word/2023/wordml/word16du" xmlns:w16="http://schemas.microsoft.com/office/word/2018/wordml" xmlns:w16cid="http://schemas.microsoft.com/office/word/2016/wordml/cid" xmlns:w16cex="http://schemas.microsoft.com/office/word/2018/wordml/cex" xmlns:w="http://schemas.openxmlformats.org/wordprocessingml/2006/main" xmlns:w10="urn:schemas-microsoft-com:office:word" xmlns:v="urn:schemas-microsoft-com:vml" xmlns:oel="http://schemas.microsoft.com/office/2019/extlst" xmlns:o="urn:schemas-microsoft-com:office:office" xmlns:am3d="http://schemas.microsoft.com/office/drawing/2017/model3d" xmlns:aink="http://schemas.microsoft.com/office/drawing/2016/ink" xmlns:cx8="http://schemas.microsoft.com/office/drawing/2016/5/14/chartex" xmlns:cx7="http://schemas.microsoft.com/office/drawing/2016/5/13/chartex" xmlns:cx6="http://schemas.microsoft.com/office/drawing/2016/5/12/chartex" xmlns:cx5="http://schemas.microsoft.com/office/drawing/2016/5/11/chartex" xmlns:cx4="http://schemas.microsoft.com/office/drawing/2016/5/10/chartex" xmlns:cx3="http://schemas.microsoft.com/office/drawing/2016/5/9/chartex" xmlns:cx2="http://schemas.microsoft.com/office/drawing/2015/10/21/chartex" xmlns="" val="1"/>
                             </a:ext>
                           </a:extLst>
                         </wps:cNvPr>
@@ -899,8 +899,6 @@
               </w:rPr>
               <w:t>t</w:t>
             </w:r>
-            <w:bookmarkStart w:id="0" w:name="_GoBack"/>
-            <w:bookmarkEnd w:id="0"/>
             <w:r>
               <w:rPr>
                 <w:rFonts w:ascii="Times New Roman" w:hAnsi="Times New Roman" w:cs="Times New Roman"/>
@@ -1996,21 +1994,56 @@
                 <w:rFonts w:ascii="Times New Roman" w:hAnsi="Times New Roman" w:cs="Times New Roman"/>
                 <w:lang w:val="en-US"/>
               </w:rPr>
-              <w:t xml:space="preserve">Cử nhân Công nghệ thông tin </w:t>
-            </w:r>
-            <w:r>
-              <w:rPr>
-                <w:rFonts w:ascii="Times New Roman" w:hAnsi="Times New Roman" w:cs="Times New Roman"/>
-                <w:lang w:val="en-US"/>
-              </w:rPr>
-              <w:t>–</w:t>
-            </w:r>
-            <w:r>
-              <w:rPr>
-                <w:rFonts w:ascii="Times New Roman" w:hAnsi="Times New Roman" w:cs="Times New Roman"/>
-                <w:lang w:val="en-US"/>
-              </w:rPr>
-              <w:t xml:space="preserve"> 2025</w:t>
+              <w:t>Cử nhân Công nghệ</w:t>
+            </w:r>
+            <w:r>
+              <w:rPr>
+                <w:rFonts w:ascii="Times New Roman" w:hAnsi="Times New Roman" w:cs="Times New Roman"/>
+                <w:lang w:val="en-US"/>
+              </w:rPr>
+              <w:t xml:space="preserve"> thông tin (</w:t>
+            </w:r>
+            <w:r>
+              <w:rPr>
+                <w:rFonts w:ascii="Times New Roman" w:hAnsi="Times New Roman" w:cs="Times New Roman"/>
+                <w:lang w:val="en-US"/>
+              </w:rPr>
+              <w:t>09/</w:t>
+            </w:r>
+            <w:r>
+              <w:rPr>
+                <w:rFonts w:ascii="Times New Roman" w:hAnsi="Times New Roman" w:cs="Times New Roman"/>
+                <w:lang w:val="en-US"/>
+              </w:rPr>
+              <w:t>2021 –</w:t>
+            </w:r>
+            <w:r>
+              <w:rPr>
+                <w:rFonts w:ascii="Times New Roman" w:hAnsi="Times New Roman" w:cs="Times New Roman"/>
+                <w:lang w:val="en-US"/>
+              </w:rPr>
+              <w:t xml:space="preserve"> </w:t>
+            </w:r>
+            <w:r>
+              <w:rPr>
+                <w:rFonts w:ascii="Times New Roman" w:hAnsi="Times New Roman" w:cs="Times New Roman"/>
+                <w:lang w:val="en-US"/>
+              </w:rPr>
+              <w:t>06/</w:t>
+            </w:r>
+            <w:r>
+              <w:rPr>
+                <w:rFonts w:ascii="Times New Roman" w:hAnsi="Times New Roman" w:cs="Times New Roman"/>
+                <w:lang w:val="en-US"/>
+              </w:rPr>
+              <w:t>2025</w:t>
+            </w:r>
+            <w:r>
+              <w:rPr>
+                <w:rFonts w:ascii="Times New Roman" w:hAnsi="Times New Roman" w:cs="Times New Roman"/>
+                <w:lang w:val="en-US"/>
+              </w:rPr>
+              <w:t>)</w:t>
             </w:r>
           </w:p>
           <w:p>
@@ -2018,7 +2051,10 @@
               <w:t>GPA: 2.61/4.0</w:t>
             </w:r>
           </w:p>
-          <w:p/>
+          <w:p>
+            <w:bookmarkStart w:id="0" w:name="_GoBack"/>
+            <w:bookmarkEnd w:id="0"/>
+          </w:p>
           <w:p>
             <w:pPr>
               <w:rPr>
@@ -2142,16 +2178,19 @@
               <w:t xml:space="preserve">Ngôn ngữ: </w:t>
             </w:r>
             <w:r>
-              <w:t>Vietnamese</w:t>
-            </w:r>
-            <w:r>
-              <w:t xml:space="preserve"> (native</w:t>
+              <w:t>tiếng Việt</w:t>
+            </w:r>
+            <w:r>
+              <w:t xml:space="preserve"> (</w:t>
+            </w:r>
+            <w:r>
+              <w:t>bản ngữ</w:t>
             </w:r>
             <w:r>
               <w:t xml:space="preserve">), </w:t>
             </w:r>
             <w:r>
-              <w:t>English</w:t>
+              <w:t>tiếng Anh</w:t>
             </w:r>
             <w:r>
               <w:t>.</w:t>
@@ -3206,7 +3245,7 @@
 </file>
 
 <file path=customXml/itemProps1.xml><?xml version="1.0" encoding="utf-8"?>
-<ds:datastoreItem xmlns:ds="http://schemas.openxmlformats.org/officeDocument/2006/customXml" ds:itemID="{D6112416-F00B-4D65-B0F6-AFC124023777}">
+<ds:datastoreItem xmlns:ds="http://schemas.openxmlformats.org/officeDocument/2006/customXml" ds:itemID="{C44D98B5-BA35-49E4-A684-1E3360251B71}">
   <ds:schemaRefs>
     <ds:schemaRef ds:uri="http://schemas.openxmlformats.org/officeDocument/2006/bibliography"/>
   </ds:schemaRefs>

--- a/public/dluongta_resume.docx
+++ b/public/dluongta_resume.docx
@@ -32,7 +32,7 @@
                 <wp:docPr id="793183896" name="Group 6">
                   <a:extLst xmlns:a="http://schemas.openxmlformats.org/drawingml/2006/main">
                     <a:ext uri="{C183D7F6-B498-43B3-948B-1728B52AA6E4}">
-                      <adec:decorative xmlns:adec="http://schemas.microsoft.com/office/drawing/2017/decorative" xmlns:w16sdtfl="http://schemas.microsoft.com/office/word/2024/wordml/sdtformatlock" xmlns:w16sdtdh="http://schemas.microsoft.com/office/word/2020/wordml/sdtdatahash" xmlns:w16du="http://schemas.microsoft.com/office/word/2023/wordml/word16du" xmlns:w16="http://schemas.microsoft.com/office/word/2018/wordml" xmlns:w16cid="http://schemas.microsoft.com/office/word/2016/wordml/cid" xmlns:w16cex="http://schemas.microsoft.com/office/word/2018/wordml/cex" xmlns:w="http://schemas.openxmlformats.org/wordprocessingml/2006/main" xmlns:w10="urn:schemas-microsoft-com:office:word" xmlns:v="urn:schemas-microsoft-com:vml" xmlns:oel="http://schemas.microsoft.com/office/2019/extlst" xmlns:o="urn:schemas-microsoft-com:office:office" xmlns:am3d="http://schemas.microsoft.com/office/drawing/2017/model3d" xmlns:aink="http://schemas.microsoft.com/office/drawing/2016/ink" xmlns:cx8="http://schemas.microsoft.com/office/drawing/2016/5/14/chartex" xmlns:cx7="http://schemas.microsoft.com/office/drawing/2016/5/13/chartex" xmlns:cx6="http://schemas.microsoft.com/office/drawing/2016/5/12/chartex" xmlns:cx5="http://schemas.microsoft.com/office/drawing/2016/5/11/chartex" xmlns:cx4="http://schemas.microsoft.com/office/drawing/2016/5/10/chartex" xmlns:cx3="http://schemas.microsoft.com/office/drawing/2016/5/9/chartex" xmlns:cx2="http://schemas.microsoft.com/office/drawing/2015/10/21/chartex" xmlns="" val="1"/>
+                      <adec:decorative xmlns="" xmlns:cx2="http://schemas.microsoft.com/office/drawing/2015/10/21/chartex" xmlns:cx3="http://schemas.microsoft.com/office/drawing/2016/5/9/chartex" xmlns:cx4="http://schemas.microsoft.com/office/drawing/2016/5/10/chartex" xmlns:cx5="http://schemas.microsoft.com/office/drawing/2016/5/11/chartex" xmlns:cx6="http://schemas.microsoft.com/office/drawing/2016/5/12/chartex" xmlns:cx7="http://schemas.microsoft.com/office/drawing/2016/5/13/chartex" xmlns:cx8="http://schemas.microsoft.com/office/drawing/2016/5/14/chartex" xmlns:aink="http://schemas.microsoft.com/office/drawing/2016/ink" xmlns:am3d="http://schemas.microsoft.com/office/drawing/2017/model3d" xmlns:o="urn:schemas-microsoft-com:office:office" xmlns:oel="http://schemas.microsoft.com/office/2019/extlst" xmlns:v="urn:schemas-microsoft-com:vml" xmlns:w10="urn:schemas-microsoft-com:office:word" xmlns:w="http://schemas.openxmlformats.org/wordprocessingml/2006/main" xmlns:w16cex="http://schemas.microsoft.com/office/word/2018/wordml/cex" xmlns:w16cid="http://schemas.microsoft.com/office/word/2016/wordml/cid" xmlns:w16="http://schemas.microsoft.com/office/word/2018/wordml" xmlns:w16du="http://schemas.microsoft.com/office/word/2023/wordml/word16du" xmlns:w16sdtdh="http://schemas.microsoft.com/office/word/2020/wordml/sdtdatahash" xmlns:w16sdtfl="http://schemas.microsoft.com/office/word/2024/wordml/sdtformatlock" xmlns:adec="http://schemas.microsoft.com/office/drawing/2017/decorative" val="1"/>
                     </a:ext>
                   </a:extLst>
                 </wp:docPr>
@@ -53,7 +53,7 @@
                         <wps:cNvPr id="1434342015" name="Rectangle 1">
                           <a:extLst>
                             <a:ext uri="{C183D7F6-B498-43B3-948B-1728B52AA6E4}">
-                              <adec:decorative xmlns:adec="http://schemas.microsoft.com/office/drawing/2017/decorative" xmlns:w16sdtfl="http://schemas.microsoft.com/office/word/2024/wordml/sdtformatlock" xmlns:w16sdtdh="http://schemas.microsoft.com/office/word/2020/wordml/sdtdatahash" xmlns:w16du="http://schemas.microsoft.com/office/word/2023/wordml/word16du" xmlns:w16="http://schemas.microsoft.com/office/word/2018/wordml" xmlns:w16cid="http://schemas.microsoft.com/office/word/2016/wordml/cid" xmlns:w16cex="http://schemas.microsoft.com/office/word/2018/wordml/cex" xmlns:w="http://schemas.openxmlformats.org/wordprocessingml/2006/main" xmlns:w10="urn:schemas-microsoft-com:office:word" xmlns:v="urn:schemas-microsoft-com:vml" xmlns:oel="http://schemas.microsoft.com/office/2019/extlst" xmlns:o="urn:schemas-microsoft-com:office:office" xmlns:am3d="http://schemas.microsoft.com/office/drawing/2017/model3d" xmlns:aink="http://schemas.microsoft.com/office/drawing/2016/ink" xmlns:cx8="http://schemas.microsoft.com/office/drawing/2016/5/14/chartex" xmlns:cx7="http://schemas.microsoft.com/office/drawing/2016/5/13/chartex" xmlns:cx6="http://schemas.microsoft.com/office/drawing/2016/5/12/chartex" xmlns:cx5="http://schemas.microsoft.com/office/drawing/2016/5/11/chartex" xmlns:cx4="http://schemas.microsoft.com/office/drawing/2016/5/10/chartex" xmlns:cx3="http://schemas.microsoft.com/office/drawing/2016/5/9/chartex" xmlns:cx2="http://schemas.microsoft.com/office/drawing/2015/10/21/chartex" xmlns="" val="1"/>
+                              <adec:decorative xmlns="" xmlns:cx2="http://schemas.microsoft.com/office/drawing/2015/10/21/chartex" xmlns:cx3="http://schemas.microsoft.com/office/drawing/2016/5/9/chartex" xmlns:cx4="http://schemas.microsoft.com/office/drawing/2016/5/10/chartex" xmlns:cx5="http://schemas.microsoft.com/office/drawing/2016/5/11/chartex" xmlns:cx6="http://schemas.microsoft.com/office/drawing/2016/5/12/chartex" xmlns:cx7="http://schemas.microsoft.com/office/drawing/2016/5/13/chartex" xmlns:cx8="http://schemas.microsoft.com/office/drawing/2016/5/14/chartex" xmlns:aink="http://schemas.microsoft.com/office/drawing/2016/ink" xmlns:am3d="http://schemas.microsoft.com/office/drawing/2017/model3d" xmlns:o="urn:schemas-microsoft-com:office:office" xmlns:oel="http://schemas.microsoft.com/office/2019/extlst" xmlns:v="urn:schemas-microsoft-com:vml" xmlns:w10="urn:schemas-microsoft-com:office:word" xmlns:w="http://schemas.openxmlformats.org/wordprocessingml/2006/main" xmlns:w16cex="http://schemas.microsoft.com/office/word/2018/wordml/cex" xmlns:w16cid="http://schemas.microsoft.com/office/word/2016/wordml/cid" xmlns:w16="http://schemas.microsoft.com/office/word/2018/wordml" xmlns:w16du="http://schemas.microsoft.com/office/word/2023/wordml/word16du" xmlns:w16sdtdh="http://schemas.microsoft.com/office/word/2020/wordml/sdtdatahash" xmlns:w16sdtfl="http://schemas.microsoft.com/office/word/2024/wordml/sdtformatlock" xmlns:adec="http://schemas.microsoft.com/office/drawing/2017/decorative" val="1"/>
                             </a:ext>
                           </a:extLst>
                         </wps:cNvPr>
@@ -98,7 +98,7 @@
                         <wps:cNvPr id="1234481726" name="Rectangle 1">
                           <a:extLst>
                             <a:ext uri="{C183D7F6-B498-43B3-948B-1728B52AA6E4}">
-                              <adec:decorative xmlns:adec="http://schemas.microsoft.com/office/drawing/2017/decorative" xmlns:w16sdtfl="http://schemas.microsoft.com/office/word/2024/wordml/sdtformatlock" xmlns:w16sdtdh="http://schemas.microsoft.com/office/word/2020/wordml/sdtdatahash" xmlns:w16du="http://schemas.microsoft.com/office/word/2023/wordml/word16du" xmlns:w16="http://schemas.microsoft.com/office/word/2018/wordml" xmlns:w16cid="http://schemas.microsoft.com/office/word/2016/wordml/cid" xmlns:w16cex="http://schemas.microsoft.com/office/word/2018/wordml/cex" xmlns:w="http://schemas.openxmlformats.org/wordprocessingml/2006/main" xmlns:w10="urn:schemas-microsoft-com:office:word" xmlns:v="urn:schemas-microsoft-com:vml" xmlns:oel="http://schemas.microsoft.com/office/2019/extlst" xmlns:o="urn:schemas-microsoft-com:office:office" xmlns:am3d="http://schemas.microsoft.com/office/drawing/2017/model3d" xmlns:aink="http://schemas.microsoft.com/office/drawing/2016/ink" xmlns:cx8="http://schemas.microsoft.com/office/drawing/2016/5/14/chartex" xmlns:cx7="http://schemas.microsoft.com/office/drawing/2016/5/13/chartex" xmlns:cx6="http://schemas.microsoft.com/office/drawing/2016/5/12/chartex" xmlns:cx5="http://schemas.microsoft.com/office/drawing/2016/5/11/chartex" xmlns:cx4="http://schemas.microsoft.com/office/drawing/2016/5/10/chartex" xmlns:cx3="http://schemas.microsoft.com/office/drawing/2016/5/9/chartex" xmlns:cx2="http://schemas.microsoft.com/office/drawing/2015/10/21/chartex" xmlns="" val="1"/>
+                              <adec:decorative xmlns="" xmlns:cx2="http://schemas.microsoft.com/office/drawing/2015/10/21/chartex" xmlns:cx3="http://schemas.microsoft.com/office/drawing/2016/5/9/chartex" xmlns:cx4="http://schemas.microsoft.com/office/drawing/2016/5/10/chartex" xmlns:cx5="http://schemas.microsoft.com/office/drawing/2016/5/11/chartex" xmlns:cx6="http://schemas.microsoft.com/office/drawing/2016/5/12/chartex" xmlns:cx7="http://schemas.microsoft.com/office/drawing/2016/5/13/chartex" xmlns:cx8="http://schemas.microsoft.com/office/drawing/2016/5/14/chartex" xmlns:aink="http://schemas.microsoft.com/office/drawing/2016/ink" xmlns:am3d="http://schemas.microsoft.com/office/drawing/2017/model3d" xmlns:o="urn:schemas-microsoft-com:office:office" xmlns:oel="http://schemas.microsoft.com/office/2019/extlst" xmlns:v="urn:schemas-microsoft-com:vml" xmlns:w10="urn:schemas-microsoft-com:office:word" xmlns:w="http://schemas.openxmlformats.org/wordprocessingml/2006/main" xmlns:w16cex="http://schemas.microsoft.com/office/word/2018/wordml/cex" xmlns:w16cid="http://schemas.microsoft.com/office/word/2016/wordml/cid" xmlns:w16="http://schemas.microsoft.com/office/word/2018/wordml" xmlns:w16du="http://schemas.microsoft.com/office/word/2023/wordml/word16du" xmlns:w16sdtdh="http://schemas.microsoft.com/office/word/2020/wordml/sdtdatahash" xmlns:w16sdtfl="http://schemas.microsoft.com/office/word/2024/wordml/sdtformatlock" xmlns:adec="http://schemas.microsoft.com/office/drawing/2017/decorative" val="1"/>
                             </a:ext>
                           </a:extLst>
                         </wps:cNvPr>
@@ -172,7 +172,7 @@
     </w:p>
     <w:tbl>
       <w:tblPr>
-        <w:tblW w:w="5315" w:type="pct"/>
+        <w:tblW w:w="5381" w:type="pct"/>
         <w:tblLayout w:type="fixed"/>
         <w:tblCellMar>
           <w:left w:w="0" w:type="dxa"/>
@@ -181,16 +181,16 @@
         <w:tblLook w:val="0600" w:firstRow="0" w:lastRow="0" w:firstColumn="0" w:lastColumn="0" w:noHBand="1" w:noVBand="1"/>
       </w:tblPr>
       <w:tblGrid>
-        <w:gridCol w:w="6397"/>
+        <w:gridCol w:w="6398"/>
         <w:gridCol w:w="285"/>
-        <w:gridCol w:w="567"/>
-        <w:gridCol w:w="3664"/>
-        <w:gridCol w:w="567"/>
+        <w:gridCol w:w="547"/>
+        <w:gridCol w:w="3660"/>
+        <w:gridCol w:w="733"/>
       </w:tblGrid>
       <w:tr>
         <w:trPr>
           <w:gridAfter w:val="1"/>
-          <w:wAfter w:w="567" w:type="dxa"/>
+          <w:wAfter w:w="733" w:type="dxa"/>
           <w:trHeight w:val="1210"/>
         </w:trPr>
         <w:tc>
@@ -281,7 +281,7 @@
         </w:tc>
         <w:tc>
           <w:tcPr>
-            <w:tcW w:w="4231" w:type="dxa"/>
+            <w:tcW w:w="4207" w:type="dxa"/>
             <w:gridSpan w:val="2"/>
           </w:tcPr>
           <w:p>
@@ -604,13 +604,14 @@
         </w:tc>
         <w:tc>
           <w:tcPr>
-            <w:tcW w:w="852" w:type="dxa"/>
+            <w:tcW w:w="832" w:type="dxa"/>
             <w:gridSpan w:val="2"/>
             <w:vMerge w:val="restart"/>
           </w:tcPr>
           <w:p>
             <w:pPr>
               <w:spacing w:before="360"/>
+              <w:ind w:right="20"/>
               <w:rPr>
                 <w:rFonts w:ascii="Times New Roman" w:hAnsi="Times New Roman" w:cs="Times New Roman"/>
                 <w:color w:val="043D68"/>
@@ -762,7 +763,7 @@
         </w:tc>
         <w:tc>
           <w:tcPr>
-            <w:tcW w:w="4231" w:type="dxa"/>
+            <w:tcW w:w="4393" w:type="dxa"/>
             <w:gridSpan w:val="2"/>
           </w:tcPr>
           <w:p>
@@ -915,14 +916,22 @@
             </w:r>
           </w:p>
           <w:p>
-            <w:r>
-              <w:t xml:space="preserve">Website: </w:t>
+            <w:pPr>
+              <w:ind w:right="-302"/>
+            </w:pPr>
+            <w:r>
+              <w:t>Portfolio</w:t>
+            </w:r>
+            <w:r>
+              <w:t xml:space="preserve">: </w:t>
             </w:r>
             <w:r>
               <w:t>https://react-app-resume-page.vercel.app</w:t>
             </w:r>
           </w:p>
         </w:tc>
+        <w:bookmarkStart w:id="0" w:name="_GoBack"/>
+        <w:bookmarkEnd w:id="0"/>
       </w:tr>
       <w:tr>
         <w:trPr>
@@ -1854,7 +1863,7 @@
         </w:tc>
         <w:tc>
           <w:tcPr>
-            <w:tcW w:w="852" w:type="dxa"/>
+            <w:tcW w:w="832" w:type="dxa"/>
             <w:gridSpan w:val="2"/>
             <w:vMerge/>
           </w:tcPr>
@@ -1869,7 +1878,7 @@
         </w:tc>
         <w:tc>
           <w:tcPr>
-            <w:tcW w:w="4231" w:type="dxa"/>
+            <w:tcW w:w="4393" w:type="dxa"/>
             <w:gridSpan w:val="2"/>
           </w:tcPr>
           <w:p>
@@ -2051,10 +2060,7 @@
               <w:t>GPA: 2.61/4.0</w:t>
             </w:r>
           </w:p>
-          <w:p>
-            <w:bookmarkStart w:id="0" w:name="_GoBack"/>
-            <w:bookmarkEnd w:id="0"/>
-          </w:p>
+          <w:p/>
           <w:p>
             <w:pPr>
               <w:rPr>
@@ -3245,7 +3251,7 @@
 </file>
 
 <file path=customXml/itemProps1.xml><?xml version="1.0" encoding="utf-8"?>
-<ds:datastoreItem xmlns:ds="http://schemas.openxmlformats.org/officeDocument/2006/customXml" ds:itemID="{C44D98B5-BA35-49E4-A684-1E3360251B71}">
+<ds:datastoreItem xmlns:ds="http://schemas.openxmlformats.org/officeDocument/2006/customXml" ds:itemID="{AE119F8B-F9F0-4985-A122-9513EA7E1E1E}">
   <ds:schemaRefs>
     <ds:schemaRef ds:uri="http://schemas.openxmlformats.org/officeDocument/2006/bibliography"/>
   </ds:schemaRefs>

--- a/public/dluongta_resume.docx
+++ b/public/dluongta_resume.docx
@@ -239,18 +239,15 @@
               <w:pStyle w:val="Subtitle"/>
               <w:spacing w:line="276" w:lineRule="auto"/>
               <w:ind w:left="426" w:hanging="993"/>
-            </w:pPr>
-            <w:r>
-              <w:rPr>
-                <w:rFonts w:ascii="Times New Roman" w:hAnsi="Times New Roman" w:cs="Times New Roman"/>
-              </w:rPr>
-              <w:t xml:space="preserve">                           </w:t>
-            </w:r>
-            <w:r>
-              <w:rPr>
-                <w:rFonts w:ascii="Times New Roman" w:hAnsi="Times New Roman" w:cs="Times New Roman"/>
-              </w:rPr>
-              <w:t>LẬP TRÌNH VIÊN</w:t>
+              <w:rPr>
+                <w:rFonts w:ascii="Times New Roman" w:hAnsi="Times New Roman" w:cs="Times New Roman"/>
+              </w:rPr>
+            </w:pPr>
+            <w:r>
+              <w:rPr>
+                <w:rFonts w:ascii="Times New Roman" w:hAnsi="Times New Roman" w:cs="Times New Roman"/>
+              </w:rPr>
+              <w:t xml:space="preserve">                           LẬP TRÌNH VIÊN</w:t>
             </w:r>
           </w:p>
         </w:tc>
@@ -467,14 +464,14 @@
               </w:numPr>
               <w:ind w:left="567" w:right="994" w:hanging="207"/>
               <w:rPr>
-                <w:rFonts w:ascii="Calibri" w:hAnsi="Calibri" w:cs="Calibri"/>
+                <w:rFonts w:ascii="Times New Roman" w:hAnsi="Times New Roman" w:cs="Times New Roman"/>
                 <w:sz w:val="22"/>
                 <w:szCs w:val="22"/>
               </w:rPr>
             </w:pPr>
             <w:r>
               <w:rPr>
-                <w:rFonts w:ascii="Calibri" w:hAnsi="Calibri" w:cs="Calibri"/>
+                <w:rFonts w:ascii="Times New Roman" w:hAnsi="Times New Roman" w:cs="Times New Roman"/>
                 <w:sz w:val="22"/>
                 <w:szCs w:val="22"/>
               </w:rPr>
@@ -498,7 +495,7 @@
             </w:pPr>
             <w:r>
               <w:rPr>
-                <w:rFonts w:ascii="Calibri" w:hAnsi="Calibri" w:cs="Calibri"/>
+                <w:rFonts w:ascii="Times New Roman" w:hAnsi="Times New Roman" w:cs="Times New Roman"/>
                 <w:sz w:val="22"/>
                 <w:szCs w:val="22"/>
               </w:rPr>
@@ -845,8 +842,14 @@
           <w:p>
             <w:pPr>
               <w:spacing w:line="276" w:lineRule="auto"/>
-            </w:pPr>
-            <w:r>
+              <w:rPr>
+                <w:rFonts w:ascii="Times New Roman" w:hAnsi="Times New Roman" w:cs="Times New Roman"/>
+              </w:rPr>
+            </w:pPr>
+            <w:r>
+              <w:rPr>
+                <w:rFonts w:ascii="Times New Roman" w:hAnsi="Times New Roman" w:cs="Times New Roman"/>
+              </w:rPr>
               <w:t>Ngày sinh: 09/01/2003</w:t>
             </w:r>
           </w:p>
@@ -918,20 +921,24 @@
           <w:p>
             <w:pPr>
               <w:ind w:right="-302"/>
-            </w:pPr>
-            <w:r>
+              <w:rPr>
+                <w:rFonts w:ascii="Times New Roman" w:hAnsi="Times New Roman" w:cs="Times New Roman"/>
+              </w:rPr>
+            </w:pPr>
+            <w:r>
+              <w:rPr>
+                <w:rFonts w:ascii="Times New Roman" w:hAnsi="Times New Roman" w:cs="Times New Roman"/>
+              </w:rPr>
               <w:t>Portfolio</w:t>
             </w:r>
             <w:r>
-              <w:t xml:space="preserve">: </w:t>
-            </w:r>
-            <w:r>
-              <w:t>https://react-app-resume-page.vercel.app</w:t>
+              <w:rPr>
+                <w:rFonts w:ascii="Times New Roman" w:hAnsi="Times New Roman" w:cs="Times New Roman"/>
+              </w:rPr>
+              <w:t>: https://react-app-resume-page.vercel.app</w:t>
             </w:r>
           </w:p>
         </w:tc>
-        <w:bookmarkStart w:id="0" w:name="_GoBack"/>
-        <w:bookmarkEnd w:id="0"/>
       </w:tr>
       <w:tr>
         <w:trPr>
@@ -1008,150 +1015,171 @@
               </w:rPr>
             </w:pPr>
             <w:r>
-              <w:t>Phát tri</w:t>
-            </w:r>
-            <w:r>
-              <w:rPr>
-                <w:rFonts w:ascii="Calibri" w:hAnsi="Calibri" w:cs="Calibri"/>
-              </w:rPr>
-              <w:t>ể</w:t>
-            </w:r>
-            <w:r>
-              <w:t>n và tri</w:t>
-            </w:r>
-            <w:r>
-              <w:rPr>
-                <w:rFonts w:ascii="Calibri" w:hAnsi="Calibri" w:cs="Calibri"/>
-              </w:rPr>
-              <w:t>ể</w:t>
-            </w:r>
-            <w:r>
-              <w:t xml:space="preserve">n khai </w:t>
-            </w:r>
-            <w:r>
+              <w:rPr>
+                <w:rFonts w:ascii="Times New Roman" w:hAnsi="Times New Roman" w:cs="Times New Roman"/>
+              </w:rPr>
+              <w:t xml:space="preserve">Phát triển và triển khai </w:t>
+            </w:r>
+            <w:r>
+              <w:rPr>
+                <w:rFonts w:ascii="Times New Roman" w:hAnsi="Times New Roman" w:cs="Times New Roman"/>
+              </w:rPr>
               <w:t>các</w:t>
             </w:r>
             <w:r>
+              <w:rPr>
+                <w:rFonts w:ascii="Times New Roman" w:hAnsi="Times New Roman" w:cs="Times New Roman"/>
+              </w:rPr>
+              <w:t xml:space="preserve"> ứng dụng </w:t>
+            </w:r>
+            <w:r>
+              <w:rPr>
+                <w:rFonts w:ascii="Times New Roman" w:hAnsi="Times New Roman" w:cs="Times New Roman"/>
+              </w:rPr>
+              <w:t>ReactJS</w:t>
+            </w:r>
+            <w:r>
+              <w:rPr>
+                <w:rFonts w:ascii="Times New Roman" w:hAnsi="Times New Roman" w:cs="Times New Roman"/>
+              </w:rPr>
+              <w:t xml:space="preserve">, bao gồm </w:t>
+            </w:r>
+            <w:r>
+              <w:rPr>
+                <w:rFonts w:ascii="Times New Roman" w:hAnsi="Times New Roman" w:cs="Times New Roman"/>
+              </w:rPr>
+              <w:t xml:space="preserve">một </w:t>
+            </w:r>
+            <w:r>
+              <w:rPr>
+                <w:rFonts w:ascii="Times New Roman" w:hAnsi="Times New Roman" w:cs="Times New Roman"/>
+              </w:rPr>
+              <w:t>website</w:t>
+            </w:r>
+            <w:r>
+              <w:rPr>
+                <w:rFonts w:ascii="Times New Roman" w:hAnsi="Times New Roman" w:cs="Times New Roman"/>
+              </w:rPr>
+              <w:t xml:space="preserve"> blog</w:t>
+            </w:r>
+            <w:r>
+              <w:rPr>
+                <w:rFonts w:ascii="Times New Roman" w:hAnsi="Times New Roman" w:cs="Times New Roman"/>
+              </w:rPr>
+              <w:t xml:space="preserve"> có</w:t>
+            </w:r>
+            <w:r>
+              <w:rPr>
+                <w:rFonts w:ascii="Times New Roman" w:hAnsi="Times New Roman" w:cs="Times New Roman"/>
+              </w:rPr>
+              <w:t xml:space="preserve"> đầy đủ chức năng </w:t>
+            </w:r>
+            <w:r>
+              <w:rPr>
+                <w:rFonts w:ascii="Times New Roman" w:hAnsi="Times New Roman" w:cs="Times New Roman"/>
+              </w:rPr>
+              <w:t xml:space="preserve">như </w:t>
+            </w:r>
+            <w:r>
+              <w:rPr>
+                <w:rFonts w:ascii="Times New Roman" w:hAnsi="Times New Roman" w:cs="Times New Roman"/>
+              </w:rPr>
+              <w:t>đăng bài, bình luận, gắn thẻ</w:t>
+            </w:r>
+            <w:r>
+              <w:rPr>
+                <w:rFonts w:ascii="Times New Roman" w:hAnsi="Times New Roman" w:cs="Times New Roman"/>
+              </w:rPr>
+              <w:t xml:space="preserve"> và </w:t>
+            </w:r>
+            <w:r>
+              <w:rPr>
+                <w:rFonts w:ascii="Times New Roman" w:hAnsi="Times New Roman" w:cs="Times New Roman"/>
+              </w:rPr>
+              <w:t>một ứng dụng</w:t>
+            </w:r>
+            <w:r>
+              <w:rPr>
+                <w:rFonts w:ascii="Times New Roman" w:hAnsi="Times New Roman" w:cs="Times New Roman"/>
+              </w:rPr>
               <w:t xml:space="preserve"> </w:t>
             </w:r>
             <w:r>
               <w:rPr>
-                <w:rFonts w:ascii="Calibri" w:hAnsi="Calibri" w:cs="Calibri"/>
-              </w:rPr>
-              <w:t>ứ</w:t>
-            </w:r>
-            <w:r>
-              <w:t>ng d</w:t>
-            </w:r>
-            <w:r>
-              <w:rPr>
-                <w:rFonts w:ascii="Calibri" w:hAnsi="Calibri" w:cs="Calibri"/>
-              </w:rPr>
-              <w:t>ụ</w:t>
-            </w:r>
-            <w:r>
-              <w:t xml:space="preserve">ng </w:t>
-            </w:r>
-            <w:r>
-              <w:t>ReactJS</w:t>
-            </w:r>
-            <w:r>
-              <w:t xml:space="preserve">, bao gồm </w:t>
-            </w:r>
-            <w:r>
-              <w:t xml:space="preserve">một </w:t>
-            </w:r>
-            <w:r>
-              <w:t>website</w:t>
-            </w:r>
-            <w:r>
-              <w:t xml:space="preserve"> blog</w:t>
-            </w:r>
-            <w:r>
-              <w:t xml:space="preserve"> có</w:t>
-            </w:r>
-            <w:r>
-              <w:t xml:space="preserve"> đ</w:t>
-            </w:r>
-            <w:r>
-              <w:rPr>
-                <w:rFonts w:ascii="Calibri" w:hAnsi="Calibri" w:cs="Calibri"/>
-              </w:rPr>
-              <w:t>ầ</w:t>
-            </w:r>
-            <w:r>
-              <w:t>y đ</w:t>
-            </w:r>
-            <w:r>
-              <w:rPr>
-                <w:rFonts w:ascii="Calibri" w:hAnsi="Calibri" w:cs="Calibri"/>
-              </w:rPr>
-              <w:t>ủ</w:t>
-            </w:r>
-            <w:r>
-              <w:t xml:space="preserve"> ch</w:t>
-            </w:r>
-            <w:r>
-              <w:rPr>
-                <w:rFonts w:ascii="Calibri" w:hAnsi="Calibri" w:cs="Calibri"/>
-              </w:rPr>
-              <w:t>ứ</w:t>
-            </w:r>
-            <w:r>
-              <w:t xml:space="preserve">c năng </w:t>
-            </w:r>
-            <w:r>
-              <w:t xml:space="preserve">như </w:t>
-            </w:r>
-            <w:r>
-              <w:t>đăng bài, bình luận, gắn thẻ</w:t>
-            </w:r>
-            <w:r>
-              <w:t xml:space="preserve"> và </w:t>
-            </w:r>
-            <w:r>
-              <w:t>một ứng dụng</w:t>
-            </w:r>
-            <w:r>
+                <w:rFonts w:ascii="Times New Roman" w:hAnsi="Times New Roman" w:cs="Times New Roman"/>
+              </w:rPr>
+              <w:t xml:space="preserve">to-do </w:t>
+            </w:r>
+            <w:r>
+              <w:rPr>
+                <w:rFonts w:ascii="Times New Roman" w:hAnsi="Times New Roman" w:cs="Times New Roman"/>
+              </w:rPr>
+              <w:t>list</w:t>
+            </w:r>
+            <w:r>
+              <w:rPr>
+                <w:rFonts w:ascii="Times New Roman" w:hAnsi="Times New Roman" w:cs="Times New Roman"/>
+              </w:rPr>
+              <w:t>. Củng cố</w:t>
+            </w:r>
+            <w:r>
+              <w:rPr>
+                <w:rFonts w:ascii="Times New Roman" w:hAnsi="Times New Roman" w:cs="Times New Roman"/>
+              </w:rPr>
               <w:t xml:space="preserve"> </w:t>
             </w:r>
             <w:r>
-              <w:t xml:space="preserve">to-do </w:t>
-            </w:r>
-            <w:r>
-              <w:t>list</w:t>
-            </w:r>
-            <w:r>
-              <w:t>. Củng cố</w:t>
-            </w:r>
-            <w:r>
+              <w:rPr>
+                <w:rFonts w:ascii="Times New Roman" w:hAnsi="Times New Roman" w:cs="Times New Roman"/>
+              </w:rPr>
+              <w:t xml:space="preserve">kỹ năng </w:t>
+            </w:r>
+            <w:r>
+              <w:rPr>
+                <w:rFonts w:ascii="Times New Roman" w:hAnsi="Times New Roman" w:cs="Times New Roman"/>
+              </w:rPr>
+              <w:t>HTML, CSS, JS</w:t>
+            </w:r>
+            <w:r>
+              <w:rPr>
+                <w:rFonts w:ascii="Times New Roman" w:hAnsi="Times New Roman" w:cs="Times New Roman"/>
+              </w:rPr>
               <w:t xml:space="preserve"> </w:t>
             </w:r>
             <w:r>
-              <w:t xml:space="preserve">kỹ năng </w:t>
-            </w:r>
-            <w:r>
-              <w:t>HTML, CSS, JS</w:t>
-            </w:r>
-            <w:r>
+              <w:rPr>
+                <w:rFonts w:ascii="Times New Roman" w:hAnsi="Times New Roman" w:cs="Times New Roman"/>
+              </w:rPr>
+              <w:t>qua</w:t>
+            </w:r>
+            <w:r>
+              <w:rPr>
+                <w:rFonts w:ascii="Times New Roman" w:hAnsi="Times New Roman" w:cs="Times New Roman"/>
+              </w:rPr>
+              <w:t xml:space="preserve"> dự</w:t>
+            </w:r>
+            <w:r>
+              <w:rPr>
+                <w:rFonts w:ascii="Times New Roman" w:hAnsi="Times New Roman" w:cs="Times New Roman"/>
+              </w:rPr>
+              <w:t xml:space="preserve"> án</w:t>
+            </w:r>
+            <w:r>
+              <w:rPr>
+                <w:rFonts w:ascii="Times New Roman" w:hAnsi="Times New Roman" w:cs="Times New Roman"/>
+              </w:rPr>
               <w:t xml:space="preserve"> </w:t>
             </w:r>
             <w:r>
-              <w:t>qua</w:t>
-            </w:r>
-            <w:r>
-              <w:t xml:space="preserve"> dự</w:t>
-            </w:r>
-            <w:r>
-              <w:t xml:space="preserve"> án</w:t>
-            </w:r>
-            <w:r>
-              <w:t xml:space="preserve"> </w:t>
-            </w:r>
-            <w:r>
+              <w:rPr>
+                <w:rFonts w:ascii="Times New Roman" w:hAnsi="Times New Roman" w:cs="Times New Roman"/>
+              </w:rPr>
               <w:t>quiz a</w:t>
             </w:r>
             <w:r>
+              <w:rPr>
+                <w:rFonts w:ascii="Times New Roman" w:hAnsi="Times New Roman" w:cs="Times New Roman"/>
+              </w:rPr>
               <w:t>pp.</w:t>
             </w:r>
           </w:p>
@@ -1204,173 +1232,63 @@
           <w:p>
             <w:pPr>
               <w:rPr>
+                <w:rFonts w:ascii="Times New Roman" w:hAnsi="Times New Roman" w:cs="Times New Roman"/>
                 <w:color w:val="auto"/>
               </w:rPr>
             </w:pPr>
             <w:r>
-              <w:t>Phát tri</w:t>
-            </w:r>
-            <w:r>
-              <w:rPr>
-                <w:rFonts w:ascii="Calibri" w:hAnsi="Calibri" w:cs="Calibri"/>
-              </w:rPr>
-              <w:t>ể</w:t>
-            </w:r>
-            <w:r>
-              <w:t>n giao di</w:t>
-            </w:r>
-            <w:r>
-              <w:rPr>
-                <w:rFonts w:ascii="Calibri" w:hAnsi="Calibri" w:cs="Calibri"/>
-              </w:rPr>
-              <w:t>ệ</w:t>
-            </w:r>
-            <w:r>
-              <w:t xml:space="preserve">n front-end </w:t>
-            </w:r>
-            <w:r>
-              <w:rPr>
-                <w:rFonts w:ascii="Calibri" w:hAnsi="Calibri" w:cs="Calibri"/>
-              </w:rPr>
-              <w:t>ứ</w:t>
-            </w:r>
-            <w:r>
-              <w:t>ng d</w:t>
-            </w:r>
-            <w:r>
-              <w:rPr>
-                <w:rFonts w:ascii="Calibri" w:hAnsi="Calibri" w:cs="Calibri"/>
-              </w:rPr>
-              <w:t>ụ</w:t>
-            </w:r>
-            <w:r>
-              <w:t>ng qu</w:t>
-            </w:r>
-            <w:r>
-              <w:rPr>
-                <w:rFonts w:ascii="Calibri" w:hAnsi="Calibri" w:cs="Calibri"/>
-              </w:rPr>
-              <w:t>ả</w:t>
-            </w:r>
-            <w:r>
-              <w:t>n lý khách hàng b</w:t>
-            </w:r>
-            <w:r>
-              <w:rPr>
-                <w:rFonts w:ascii="Calibri" w:hAnsi="Calibri" w:cs="Calibri"/>
-              </w:rPr>
-              <w:t>ằ</w:t>
-            </w:r>
-            <w:r>
-              <w:t>ng</w:t>
-            </w:r>
-            <w:r>
+              <w:rPr>
+                <w:rFonts w:ascii="Times New Roman" w:hAnsi="Times New Roman" w:cs="Times New Roman"/>
+              </w:rPr>
+              <w:t>Phát triển giao diện front-end ứng dụng quản lý khách hàng bằng</w:t>
+            </w:r>
+            <w:r>
+              <w:rPr>
+                <w:rFonts w:ascii="Times New Roman" w:hAnsi="Times New Roman" w:cs="Times New Roman"/>
+              </w:rPr>
               <w:t xml:space="preserve"> TypeScript, Vite, Tailwind CSS,</w:t>
             </w:r>
             <w:r>
-              <w:t xml:space="preserve"> tích h</w:t>
-            </w:r>
-            <w:r>
-              <w:rPr>
-                <w:rFonts w:ascii="Calibri" w:hAnsi="Calibri" w:cs="Calibri"/>
-              </w:rPr>
-              <w:t>ợ</w:t>
-            </w:r>
-            <w:r>
+              <w:rPr>
+                <w:rFonts w:ascii="Times New Roman" w:hAnsi="Times New Roman" w:cs="Times New Roman"/>
+              </w:rPr>
+              <w:t xml:space="preserve"> tích hợ</w:t>
+            </w:r>
+            <w:r>
+              <w:rPr>
+                <w:rFonts w:ascii="Times New Roman" w:hAnsi="Times New Roman" w:cs="Times New Roman"/>
+              </w:rPr>
               <w:t>p REST API,</w:t>
             </w:r>
             <w:r>
-              <w:t xml:space="preserve"> s</w:t>
-            </w:r>
-            <w:r>
-              <w:rPr>
-                <w:rFonts w:ascii="Calibri" w:hAnsi="Calibri" w:cs="Calibri"/>
-              </w:rPr>
-              <w:t>ắ</w:t>
-            </w:r>
-            <w:r>
-              <w:t>p x</w:t>
-            </w:r>
-            <w:r>
-              <w:rPr>
-                <w:rFonts w:ascii="Calibri" w:hAnsi="Calibri" w:cs="Calibri"/>
-              </w:rPr>
-              <w:t>ế</w:t>
-            </w:r>
-            <w:r>
-              <w:t>p, l</w:t>
-            </w:r>
-            <w:r>
-              <w:rPr>
-                <w:rFonts w:ascii="Calibri" w:hAnsi="Calibri" w:cs="Calibri"/>
-              </w:rPr>
-              <w:t>ọ</w:t>
-            </w:r>
-            <w:r>
+              <w:rPr>
+                <w:rFonts w:ascii="Times New Roman" w:hAnsi="Times New Roman" w:cs="Times New Roman"/>
+              </w:rPr>
+              <w:t xml:space="preserve"> sắp xếp, lọ</w:t>
+            </w:r>
+            <w:r>
+              <w:rPr>
+                <w:rFonts w:ascii="Times New Roman" w:hAnsi="Times New Roman" w:cs="Times New Roman"/>
+              </w:rPr>
               <w:t>c dữ liệu</w:t>
             </w:r>
             <w:r>
-              <w:t xml:space="preserve"> và xây d</w:t>
-            </w:r>
-            <w:r>
-              <w:rPr>
-                <w:rFonts w:ascii="Calibri" w:hAnsi="Calibri" w:cs="Calibri"/>
-              </w:rPr>
-              <w:t>ự</w:t>
-            </w:r>
-            <w:r>
-              <w:t>ng UI b</w:t>
-            </w:r>
-            <w:r>
-              <w:rPr>
-                <w:rFonts w:ascii="Calibri" w:hAnsi="Calibri" w:cs="Calibri"/>
-              </w:rPr>
-              <w:t>ằ</w:t>
-            </w:r>
-            <w:r>
-              <w:t>ng Ant Design, t</w:t>
-            </w:r>
-            <w:r>
-              <w:rPr>
-                <w:rFonts w:ascii="Calibri" w:hAnsi="Calibri" w:cs="Calibri"/>
-              </w:rPr>
-              <w:t>ươ</w:t>
-            </w:r>
-            <w:r>
-              <w:t>ng th</w:t>
-            </w:r>
-            <w:r>
-              <w:rPr>
-                <w:rFonts w:ascii="Century Gothic" w:hAnsi="Century Gothic" w:cs="Century Gothic"/>
-              </w:rPr>
-              <w:t>í</w:t>
-            </w:r>
-            <w:r>
-              <w:t xml:space="preserve">ch </w:t>
-            </w:r>
-            <w:r>
+              <w:rPr>
+                <w:rFonts w:ascii="Times New Roman" w:hAnsi="Times New Roman" w:cs="Times New Roman"/>
+              </w:rPr>
+              <w:t xml:space="preserve"> và xây dựng UI bằng Ant Design, tương thích </w:t>
+            </w:r>
+            <w:r>
+              <w:rPr>
+                <w:rFonts w:ascii="Times New Roman" w:hAnsi="Times New Roman" w:cs="Times New Roman"/>
+              </w:rPr>
               <w:t>đ</w:t>
             </w:r>
             <w:r>
-              <w:t>a thi</w:t>
-            </w:r>
-            <w:r>
-              <w:rPr>
-                <w:rFonts w:ascii="Calibri" w:hAnsi="Calibri" w:cs="Calibri"/>
-              </w:rPr>
-              <w:t>ế</w:t>
-            </w:r>
-            <w:r>
-              <w:t>t b</w:t>
-            </w:r>
-            <w:r>
-              <w:rPr>
-                <w:rFonts w:ascii="Calibri" w:hAnsi="Calibri" w:cs="Calibri"/>
-              </w:rPr>
-              <w:t>ị</w:t>
-            </w:r>
-            <w:r>
-              <w:t>.</w:t>
+              <w:rPr>
+                <w:rFonts w:ascii="Times New Roman" w:hAnsi="Times New Roman" w:cs="Times New Roman"/>
+              </w:rPr>
+              <w:t>a thiết bị.</w:t>
             </w:r>
           </w:p>
           <w:p>
@@ -1421,178 +1339,61 @@
             </w:r>
           </w:p>
           <w:p>
-            <w:r>
-              <w:t>Phát tri</w:t>
-            </w:r>
-            <w:r>
-              <w:rPr>
-                <w:rFonts w:ascii="Calibri" w:hAnsi="Calibri" w:cs="Calibri"/>
-              </w:rPr>
-              <w:t>ể</w:t>
-            </w:r>
-            <w:r>
-              <w:t xml:space="preserve">n </w:t>
-            </w:r>
-            <w:r>
-              <w:rPr>
-                <w:rFonts w:ascii="Calibri" w:hAnsi="Calibri" w:cs="Calibri"/>
-              </w:rPr>
-              <w:t>ứ</w:t>
-            </w:r>
-            <w:r>
-              <w:t>ng d</w:t>
-            </w:r>
-            <w:r>
-              <w:rPr>
-                <w:rFonts w:ascii="Calibri" w:hAnsi="Calibri" w:cs="Calibri"/>
-              </w:rPr>
-              <w:t>ụ</w:t>
-            </w:r>
-            <w:r>
-              <w:t>ng ASP.NET b</w:t>
-            </w:r>
-            <w:r>
-              <w:rPr>
-                <w:rFonts w:ascii="Calibri" w:hAnsi="Calibri" w:cs="Calibri"/>
-              </w:rPr>
-              <w:t>ằ</w:t>
-            </w:r>
-            <w:r>
+            <w:pPr>
+              <w:rPr>
+                <w:rFonts w:ascii="Times New Roman" w:hAnsi="Times New Roman" w:cs="Times New Roman"/>
+              </w:rPr>
+            </w:pPr>
+            <w:r>
+              <w:rPr>
+                <w:rFonts w:ascii="Times New Roman" w:hAnsi="Times New Roman" w:cs="Times New Roman"/>
+              </w:rPr>
+              <w:t>Phát triển ứng dụng ASP.NET bằ</w:t>
+            </w:r>
+            <w:r>
+              <w:rPr>
+                <w:rFonts w:ascii="Times New Roman" w:hAnsi="Times New Roman" w:cs="Times New Roman"/>
+              </w:rPr>
               <w:t>ng C#, SQL Server,</w:t>
             </w:r>
             <w:r>
-              <w:t xml:space="preserve"> thi</w:t>
-            </w:r>
-            <w:r>
-              <w:rPr>
-                <w:rFonts w:ascii="Calibri" w:hAnsi="Calibri" w:cs="Calibri"/>
-              </w:rPr>
-              <w:t>ế</w:t>
-            </w:r>
-            <w:r>
-              <w:t>t k</w:t>
-            </w:r>
-            <w:r>
-              <w:rPr>
-                <w:rFonts w:ascii="Calibri" w:hAnsi="Calibri" w:cs="Calibri"/>
-              </w:rPr>
-              <w:t>ế</w:t>
-            </w:r>
-            <w:r>
-              <w:t xml:space="preserve"> bi</w:t>
-            </w:r>
-            <w:r>
-              <w:rPr>
-                <w:rFonts w:ascii="Calibri" w:hAnsi="Calibri" w:cs="Calibri"/>
-              </w:rPr>
-              <w:t>ể</w:t>
-            </w:r>
-            <w:r>
-              <w:t>u m</w:t>
-            </w:r>
-            <w:r>
-              <w:rPr>
-                <w:rFonts w:ascii="Calibri" w:hAnsi="Calibri" w:cs="Calibri"/>
-              </w:rPr>
-              <w:t>ẫ</w:t>
-            </w:r>
-            <w:r>
-              <w:t>u, b</w:t>
-            </w:r>
-            <w:r>
-              <w:rPr>
-                <w:rFonts w:ascii="Calibri" w:hAnsi="Calibri" w:cs="Calibri"/>
-              </w:rPr>
-              <w:t>ả</w:t>
-            </w:r>
-            <w:r>
-              <w:t>ng d</w:t>
-            </w:r>
-            <w:r>
-              <w:rPr>
-                <w:rFonts w:ascii="Calibri" w:hAnsi="Calibri" w:cs="Calibri"/>
-              </w:rPr>
-              <w:t>ữ</w:t>
-            </w:r>
-            <w:r>
-              <w:t xml:space="preserve"> li</w:t>
-            </w:r>
-            <w:r>
-              <w:rPr>
-                <w:rFonts w:ascii="Calibri" w:hAnsi="Calibri" w:cs="Calibri"/>
-              </w:rPr>
-              <w:t>ệ</w:t>
-            </w:r>
-            <w:r>
-              <w:t>u, x</w:t>
-            </w:r>
-            <w:r>
-              <w:rPr>
-                <w:rFonts w:ascii="Calibri" w:hAnsi="Calibri" w:cs="Calibri"/>
-              </w:rPr>
-              <w:t>ử</w:t>
-            </w:r>
-            <w:r>
-              <w:t xml:space="preserve"> lý in </w:t>
-            </w:r>
-            <w:r>
-              <w:rPr>
-                <w:rFonts w:ascii="Calibri" w:hAnsi="Calibri" w:cs="Calibri"/>
-              </w:rPr>
-              <w:t>ấ</w:t>
-            </w:r>
-            <w:r>
+              <w:rPr>
+                <w:rFonts w:ascii="Times New Roman" w:hAnsi="Times New Roman" w:cs="Times New Roman"/>
+              </w:rPr>
+              <w:t xml:space="preserve"> thiết kế biểu mẫu, bảng dữ liệu, xử lý in ấ</w:t>
+            </w:r>
+            <w:r>
+              <w:rPr>
+                <w:rFonts w:ascii="Times New Roman" w:hAnsi="Times New Roman" w:cs="Times New Roman"/>
+              </w:rPr>
               <w:t>n</w:t>
             </w:r>
             <w:r>
-              <w:t xml:space="preserve"> và c</w:t>
-            </w:r>
-            <w:r>
-              <w:rPr>
-                <w:rFonts w:ascii="Calibri" w:hAnsi="Calibri" w:cs="Calibri"/>
-              </w:rPr>
-              <w:t>ả</w:t>
-            </w:r>
-            <w:r>
-              <w:t>i thi</w:t>
-            </w:r>
-            <w:r>
-              <w:rPr>
-                <w:rFonts w:ascii="Calibri" w:hAnsi="Calibri" w:cs="Calibri"/>
-              </w:rPr>
-              <w:t>ệ</w:t>
-            </w:r>
-            <w:r>
-              <w:t>n c</w:t>
-            </w:r>
-            <w:r>
-              <w:rPr>
-                <w:rFonts w:ascii="Calibri" w:hAnsi="Calibri" w:cs="Calibri"/>
-              </w:rPr>
-              <w:t>ấ</w:t>
-            </w:r>
-            <w:r>
-              <w:t>u trúc, giao di</w:t>
-            </w:r>
-            <w:r>
-              <w:rPr>
-                <w:rFonts w:ascii="Calibri" w:hAnsi="Calibri" w:cs="Calibri"/>
-              </w:rPr>
-              <w:t>ệ</w:t>
-            </w:r>
-            <w:r>
-              <w:t>n website.</w:t>
-            </w:r>
-          </w:p>
-          <w:p/>
+              <w:rPr>
+                <w:rFonts w:ascii="Times New Roman" w:hAnsi="Times New Roman" w:cs="Times New Roman"/>
+              </w:rPr>
+              <w:t xml:space="preserve"> và cải thiện cấu trúc, giao diện website.</w:t>
+            </w:r>
+          </w:p>
+          <w:p>
+            <w:pPr>
+              <w:rPr>
+                <w:rFonts w:ascii="Times New Roman" w:hAnsi="Times New Roman" w:cs="Times New Roman"/>
+              </w:rPr>
+            </w:pPr>
+          </w:p>
           <w:p>
             <w:pPr>
               <w:tabs>
                 <w:tab w:val="right" w:pos="6096"/>
               </w:tabs>
-            </w:pPr>
-            <w:r>
-              <w:rPr>
+              <w:rPr>
+                <w:rFonts w:ascii="Times New Roman" w:hAnsi="Times New Roman" w:cs="Times New Roman"/>
+              </w:rPr>
+            </w:pPr>
+            <w:r>
+              <w:rPr>
+                <w:rFonts w:ascii="Times New Roman" w:hAnsi="Times New Roman" w:cs="Times New Roman"/>
                 <w:noProof/>
               </w:rPr>
               <mc:AlternateContent>
@@ -1661,10 +1462,19 @@
               </mc:AlternateContent>
             </w:r>
             <w:r>
+              <w:rPr>
+                <w:rFonts w:ascii="Times New Roman" w:hAnsi="Times New Roman" w:cs="Times New Roman"/>
+              </w:rPr>
               <w:tab/>
             </w:r>
           </w:p>
-          <w:p/>
+          <w:p>
+            <w:pPr>
+              <w:rPr>
+                <w:rFonts w:ascii="Times New Roman" w:hAnsi="Times New Roman" w:cs="Times New Roman"/>
+              </w:rPr>
+            </w:pPr>
+          </w:p>
           <w:p>
             <w:pPr>
               <w:rPr>
@@ -1849,6 +1659,7 @@
           <w:p>
             <w:pPr>
               <w:rPr>
+                <w:rFonts w:ascii="Times New Roman" w:hAnsi="Times New Roman" w:cs="Times New Roman"/>
                 <w:color w:val="auto"/>
               </w:rPr>
             </w:pPr>
@@ -2056,11 +1867,25 @@
             </w:r>
           </w:p>
           <w:p>
-            <w:r>
+            <w:pPr>
+              <w:rPr>
+                <w:rFonts w:ascii="Times New Roman" w:hAnsi="Times New Roman" w:cs="Times New Roman"/>
+              </w:rPr>
+            </w:pPr>
+            <w:r>
+              <w:rPr>
+                <w:rFonts w:ascii="Times New Roman" w:hAnsi="Times New Roman" w:cs="Times New Roman"/>
+              </w:rPr>
               <w:t>GPA: 2.61/4.0</w:t>
             </w:r>
           </w:p>
-          <w:p/>
+          <w:p>
+            <w:pPr>
+              <w:rPr>
+                <w:rFonts w:ascii="Times New Roman" w:hAnsi="Times New Roman" w:cs="Times New Roman"/>
+              </w:rPr>
+            </w:pPr>
+          </w:p>
           <w:p>
             <w:pPr>
               <w:rPr>
@@ -2149,12 +1974,21 @@
               <w:t>(</w:t>
             </w:r>
             <w:r>
+              <w:rPr>
+                <w:rFonts w:ascii="Times New Roman" w:hAnsi="Times New Roman" w:cs="Times New Roman"/>
+              </w:rPr>
               <w:t xml:space="preserve">C++, Java, JS, PHP, </w:t>
             </w:r>
             <w:r>
+              <w:rPr>
+                <w:rFonts w:ascii="Times New Roman" w:hAnsi="Times New Roman" w:cs="Times New Roman"/>
+              </w:rPr>
               <w:t xml:space="preserve">Python, </w:t>
             </w:r>
             <w:r>
+              <w:rPr>
+                <w:rFonts w:ascii="Times New Roman" w:hAnsi="Times New Roman" w:cs="Times New Roman"/>
+              </w:rPr>
               <w:t>C#</w:t>
             </w:r>
             <w:r>
@@ -2168,41 +2002,82 @@
           <w:p>
             <w:pPr>
               <w:spacing w:afterLines="24" w:after="57" w:line="260" w:lineRule="exact"/>
-            </w:pPr>
-            <w:r>
+              <w:rPr>
+                <w:rFonts w:ascii="Times New Roman" w:hAnsi="Times New Roman" w:cs="Times New Roman"/>
+              </w:rPr>
+            </w:pPr>
+            <w:r>
+              <w:rPr>
+                <w:rFonts w:ascii="Times New Roman" w:hAnsi="Times New Roman" w:cs="Times New Roman"/>
+              </w:rPr>
               <w:t>Sử dụng công cụ Git, VSCode</w:t>
             </w:r>
             <w:r>
+              <w:rPr>
+                <w:rFonts w:ascii="Times New Roman" w:hAnsi="Times New Roman" w:cs="Times New Roman"/>
+              </w:rPr>
               <w:t>.</w:t>
             </w:r>
           </w:p>
           <w:p>
             <w:pPr>
               <w:spacing w:afterLines="24" w:after="57" w:line="260" w:lineRule="exact"/>
-            </w:pPr>
-            <w:r>
+              <w:rPr>
+                <w:rFonts w:ascii="Times New Roman" w:hAnsi="Times New Roman" w:cs="Times New Roman"/>
+              </w:rPr>
+            </w:pPr>
+            <w:r>
+              <w:rPr>
+                <w:rFonts w:ascii="Times New Roman" w:hAnsi="Times New Roman" w:cs="Times New Roman"/>
+              </w:rPr>
               <w:t xml:space="preserve">Ngôn ngữ: </w:t>
             </w:r>
             <w:r>
+              <w:rPr>
+                <w:rFonts w:ascii="Times New Roman" w:hAnsi="Times New Roman" w:cs="Times New Roman"/>
+              </w:rPr>
               <w:t>tiếng Việt</w:t>
             </w:r>
             <w:r>
+              <w:rPr>
+                <w:rFonts w:ascii="Times New Roman" w:hAnsi="Times New Roman" w:cs="Times New Roman"/>
+              </w:rPr>
               <w:t xml:space="preserve"> (</w:t>
             </w:r>
             <w:r>
+              <w:rPr>
+                <w:rFonts w:ascii="Times New Roman" w:hAnsi="Times New Roman" w:cs="Times New Roman"/>
+              </w:rPr>
               <w:t>bản ngữ</w:t>
             </w:r>
             <w:r>
+              <w:rPr>
+                <w:rFonts w:ascii="Times New Roman" w:hAnsi="Times New Roman" w:cs="Times New Roman"/>
+              </w:rPr>
               <w:t xml:space="preserve">), </w:t>
             </w:r>
             <w:r>
+              <w:rPr>
+                <w:rFonts w:ascii="Times New Roman" w:hAnsi="Times New Roman" w:cs="Times New Roman"/>
+              </w:rPr>
               <w:t>tiếng Anh</w:t>
             </w:r>
             <w:r>
+              <w:rPr>
+                <w:rFonts w:ascii="Times New Roman" w:hAnsi="Times New Roman" w:cs="Times New Roman"/>
+              </w:rPr>
               <w:t>.</w:t>
             </w:r>
-          </w:p>
-          <w:p/>
+            <w:bookmarkStart w:id="0" w:name="_GoBack"/>
+            <w:bookmarkEnd w:id="0"/>
+          </w:p>
+          <w:p>
+            <w:pPr>
+              <w:rPr>
+                <w:rFonts w:ascii="Times New Roman" w:hAnsi="Times New Roman" w:cs="Times New Roman"/>
+              </w:rPr>
+            </w:pPr>
+          </w:p>
         </w:tc>
       </w:tr>
     </w:tbl>
@@ -3251,7 +3126,7 @@
 </file>
 
 <file path=customXml/itemProps1.xml><?xml version="1.0" encoding="utf-8"?>
-<ds:datastoreItem xmlns:ds="http://schemas.openxmlformats.org/officeDocument/2006/customXml" ds:itemID="{AE119F8B-F9F0-4985-A122-9513EA7E1E1E}">
+<ds:datastoreItem xmlns:ds="http://schemas.openxmlformats.org/officeDocument/2006/customXml" ds:itemID="{891A9D00-2FF4-4827-8F2B-B7D2A335934D}">
   <ds:schemaRefs>
     <ds:schemaRef ds:uri="http://schemas.openxmlformats.org/officeDocument/2006/bibliography"/>
   </ds:schemaRefs>

--- a/public/dluongta_resume.docx
+++ b/public/dluongta_resume.docx
@@ -32,7 +32,7 @@
                 <wp:docPr id="793183896" name="Group 6">
                   <a:extLst xmlns:a="http://schemas.openxmlformats.org/drawingml/2006/main">
                     <a:ext uri="{C183D7F6-B498-43B3-948B-1728B52AA6E4}">
-                      <adec:decorative xmlns="" xmlns:cx2="http://schemas.microsoft.com/office/drawing/2015/10/21/chartex" xmlns:cx3="http://schemas.microsoft.com/office/drawing/2016/5/9/chartex" xmlns:cx4="http://schemas.microsoft.com/office/drawing/2016/5/10/chartex" xmlns:cx5="http://schemas.microsoft.com/office/drawing/2016/5/11/chartex" xmlns:cx6="http://schemas.microsoft.com/office/drawing/2016/5/12/chartex" xmlns:cx7="http://schemas.microsoft.com/office/drawing/2016/5/13/chartex" xmlns:cx8="http://schemas.microsoft.com/office/drawing/2016/5/14/chartex" xmlns:aink="http://schemas.microsoft.com/office/drawing/2016/ink" xmlns:am3d="http://schemas.microsoft.com/office/drawing/2017/model3d" xmlns:o="urn:schemas-microsoft-com:office:office" xmlns:oel="http://schemas.microsoft.com/office/2019/extlst" xmlns:v="urn:schemas-microsoft-com:vml" xmlns:w10="urn:schemas-microsoft-com:office:word" xmlns:w="http://schemas.openxmlformats.org/wordprocessingml/2006/main" xmlns:w16cex="http://schemas.microsoft.com/office/word/2018/wordml/cex" xmlns:w16cid="http://schemas.microsoft.com/office/word/2016/wordml/cid" xmlns:w16="http://schemas.microsoft.com/office/word/2018/wordml" xmlns:w16du="http://schemas.microsoft.com/office/word/2023/wordml/word16du" xmlns:w16sdtdh="http://schemas.microsoft.com/office/word/2020/wordml/sdtdatahash" xmlns:w16sdtfl="http://schemas.microsoft.com/office/word/2024/wordml/sdtformatlock" xmlns:adec="http://schemas.microsoft.com/office/drawing/2017/decorative" val="1"/>
+                      <adec:decorative xmlns:adec="http://schemas.microsoft.com/office/drawing/2017/decorative" xmlns:w16sdtfl="http://schemas.microsoft.com/office/word/2024/wordml/sdtformatlock" xmlns:w16sdtdh="http://schemas.microsoft.com/office/word/2020/wordml/sdtdatahash" xmlns:w16du="http://schemas.microsoft.com/office/word/2023/wordml/word16du" xmlns:w16="http://schemas.microsoft.com/office/word/2018/wordml" xmlns:w16cid="http://schemas.microsoft.com/office/word/2016/wordml/cid" xmlns:w16cex="http://schemas.microsoft.com/office/word/2018/wordml/cex" xmlns:w="http://schemas.openxmlformats.org/wordprocessingml/2006/main" xmlns:w10="urn:schemas-microsoft-com:office:word" xmlns:v="urn:schemas-microsoft-com:vml" xmlns:oel="http://schemas.microsoft.com/office/2019/extlst" xmlns:o="urn:schemas-microsoft-com:office:office" xmlns:am3d="http://schemas.microsoft.com/office/drawing/2017/model3d" xmlns:aink="http://schemas.microsoft.com/office/drawing/2016/ink" xmlns:cx8="http://schemas.microsoft.com/office/drawing/2016/5/14/chartex" xmlns:cx7="http://schemas.microsoft.com/office/drawing/2016/5/13/chartex" xmlns:cx6="http://schemas.microsoft.com/office/drawing/2016/5/12/chartex" xmlns:cx5="http://schemas.microsoft.com/office/drawing/2016/5/11/chartex" xmlns:cx4="http://schemas.microsoft.com/office/drawing/2016/5/10/chartex" xmlns:cx3="http://schemas.microsoft.com/office/drawing/2016/5/9/chartex" xmlns:cx2="http://schemas.microsoft.com/office/drawing/2015/10/21/chartex" xmlns="" val="1"/>
                     </a:ext>
                   </a:extLst>
                 </wp:docPr>
@@ -53,7 +53,7 @@
                         <wps:cNvPr id="1434342015" name="Rectangle 1">
                           <a:extLst>
                             <a:ext uri="{C183D7F6-B498-43B3-948B-1728B52AA6E4}">
-                              <adec:decorative xmlns="" xmlns:cx2="http://schemas.microsoft.com/office/drawing/2015/10/21/chartex" xmlns:cx3="http://schemas.microsoft.com/office/drawing/2016/5/9/chartex" xmlns:cx4="http://schemas.microsoft.com/office/drawing/2016/5/10/chartex" xmlns:cx5="http://schemas.microsoft.com/office/drawing/2016/5/11/chartex" xmlns:cx6="http://schemas.microsoft.com/office/drawing/2016/5/12/chartex" xmlns:cx7="http://schemas.microsoft.com/office/drawing/2016/5/13/chartex" xmlns:cx8="http://schemas.microsoft.com/office/drawing/2016/5/14/chartex" xmlns:aink="http://schemas.microsoft.com/office/drawing/2016/ink" xmlns:am3d="http://schemas.microsoft.com/office/drawing/2017/model3d" xmlns:o="urn:schemas-microsoft-com:office:office" xmlns:oel="http://schemas.microsoft.com/office/2019/extlst" xmlns:v="urn:schemas-microsoft-com:vml" xmlns:w10="urn:schemas-microsoft-com:office:word" xmlns:w="http://schemas.openxmlformats.org/wordprocessingml/2006/main" xmlns:w16cex="http://schemas.microsoft.com/office/word/2018/wordml/cex" xmlns:w16cid="http://schemas.microsoft.com/office/word/2016/wordml/cid" xmlns:w16="http://schemas.microsoft.com/office/word/2018/wordml" xmlns:w16du="http://schemas.microsoft.com/office/word/2023/wordml/word16du" xmlns:w16sdtdh="http://schemas.microsoft.com/office/word/2020/wordml/sdtdatahash" xmlns:w16sdtfl="http://schemas.microsoft.com/office/word/2024/wordml/sdtformatlock" xmlns:adec="http://schemas.microsoft.com/office/drawing/2017/decorative" val="1"/>
+                              <adec:decorative xmlns:adec="http://schemas.microsoft.com/office/drawing/2017/decorative" xmlns:w16sdtfl="http://schemas.microsoft.com/office/word/2024/wordml/sdtformatlock" xmlns:w16sdtdh="http://schemas.microsoft.com/office/word/2020/wordml/sdtdatahash" xmlns:w16du="http://schemas.microsoft.com/office/word/2023/wordml/word16du" xmlns:w16="http://schemas.microsoft.com/office/word/2018/wordml" xmlns:w16cid="http://schemas.microsoft.com/office/word/2016/wordml/cid" xmlns:w16cex="http://schemas.microsoft.com/office/word/2018/wordml/cex" xmlns:w="http://schemas.openxmlformats.org/wordprocessingml/2006/main" xmlns:w10="urn:schemas-microsoft-com:office:word" xmlns:v="urn:schemas-microsoft-com:vml" xmlns:oel="http://schemas.microsoft.com/office/2019/extlst" xmlns:o="urn:schemas-microsoft-com:office:office" xmlns:am3d="http://schemas.microsoft.com/office/drawing/2017/model3d" xmlns:aink="http://schemas.microsoft.com/office/drawing/2016/ink" xmlns:cx8="http://schemas.microsoft.com/office/drawing/2016/5/14/chartex" xmlns:cx7="http://schemas.microsoft.com/office/drawing/2016/5/13/chartex" xmlns:cx6="http://schemas.microsoft.com/office/drawing/2016/5/12/chartex" xmlns:cx5="http://schemas.microsoft.com/office/drawing/2016/5/11/chartex" xmlns:cx4="http://schemas.microsoft.com/office/drawing/2016/5/10/chartex" xmlns:cx3="http://schemas.microsoft.com/office/drawing/2016/5/9/chartex" xmlns:cx2="http://schemas.microsoft.com/office/drawing/2015/10/21/chartex" xmlns="" val="1"/>
                             </a:ext>
                           </a:extLst>
                         </wps:cNvPr>
@@ -98,7 +98,7 @@
                         <wps:cNvPr id="1234481726" name="Rectangle 1">
                           <a:extLst>
                             <a:ext uri="{C183D7F6-B498-43B3-948B-1728B52AA6E4}">
-                              <adec:decorative xmlns="" xmlns:cx2="http://schemas.microsoft.com/office/drawing/2015/10/21/chartex" xmlns:cx3="http://schemas.microsoft.com/office/drawing/2016/5/9/chartex" xmlns:cx4="http://schemas.microsoft.com/office/drawing/2016/5/10/chartex" xmlns:cx5="http://schemas.microsoft.com/office/drawing/2016/5/11/chartex" xmlns:cx6="http://schemas.microsoft.com/office/drawing/2016/5/12/chartex" xmlns:cx7="http://schemas.microsoft.com/office/drawing/2016/5/13/chartex" xmlns:cx8="http://schemas.microsoft.com/office/drawing/2016/5/14/chartex" xmlns:aink="http://schemas.microsoft.com/office/drawing/2016/ink" xmlns:am3d="http://schemas.microsoft.com/office/drawing/2017/model3d" xmlns:o="urn:schemas-microsoft-com:office:office" xmlns:oel="http://schemas.microsoft.com/office/2019/extlst" xmlns:v="urn:schemas-microsoft-com:vml" xmlns:w10="urn:schemas-microsoft-com:office:word" xmlns:w="http://schemas.openxmlformats.org/wordprocessingml/2006/main" xmlns:w16cex="http://schemas.microsoft.com/office/word/2018/wordml/cex" xmlns:w16cid="http://schemas.microsoft.com/office/word/2016/wordml/cid" xmlns:w16="http://schemas.microsoft.com/office/word/2018/wordml" xmlns:w16du="http://schemas.microsoft.com/office/word/2023/wordml/word16du" xmlns:w16sdtdh="http://schemas.microsoft.com/office/word/2020/wordml/sdtdatahash" xmlns:w16sdtfl="http://schemas.microsoft.com/office/word/2024/wordml/sdtformatlock" xmlns:adec="http://schemas.microsoft.com/office/drawing/2017/decorative" val="1"/>
+                              <adec:decorative xmlns:adec="http://schemas.microsoft.com/office/drawing/2017/decorative" xmlns:w16sdtfl="http://schemas.microsoft.com/office/word/2024/wordml/sdtformatlock" xmlns:w16sdtdh="http://schemas.microsoft.com/office/word/2020/wordml/sdtdatahash" xmlns:w16du="http://schemas.microsoft.com/office/word/2023/wordml/word16du" xmlns:w16="http://schemas.microsoft.com/office/word/2018/wordml" xmlns:w16cid="http://schemas.microsoft.com/office/word/2016/wordml/cid" xmlns:w16cex="http://schemas.microsoft.com/office/word/2018/wordml/cex" xmlns:w="http://schemas.openxmlformats.org/wordprocessingml/2006/main" xmlns:w10="urn:schemas-microsoft-com:office:word" xmlns:v="urn:schemas-microsoft-com:vml" xmlns:oel="http://schemas.microsoft.com/office/2019/extlst" xmlns:o="urn:schemas-microsoft-com:office:office" xmlns:am3d="http://schemas.microsoft.com/office/drawing/2017/model3d" xmlns:aink="http://schemas.microsoft.com/office/drawing/2016/ink" xmlns:cx8="http://schemas.microsoft.com/office/drawing/2016/5/14/chartex" xmlns:cx7="http://schemas.microsoft.com/office/drawing/2016/5/13/chartex" xmlns:cx6="http://schemas.microsoft.com/office/drawing/2016/5/12/chartex" xmlns:cx5="http://schemas.microsoft.com/office/drawing/2016/5/11/chartex" xmlns:cx4="http://schemas.microsoft.com/office/drawing/2016/5/10/chartex" xmlns:cx3="http://schemas.microsoft.com/office/drawing/2016/5/9/chartex" xmlns:cx2="http://schemas.microsoft.com/office/drawing/2015/10/21/chartex" xmlns="" val="1"/>
                             </a:ext>
                           </a:extLst>
                         </wps:cNvPr>
@@ -1994,82 +1994,88 @@
             <w:r>
               <w:rPr>
                 <w:rFonts w:ascii="Times New Roman" w:hAnsi="Times New Roman" w:cs="Times New Roman"/>
-                <w:lang w:val="en-US"/>
-              </w:rPr>
-              <w:t>).</w:t>
-            </w:r>
-          </w:p>
-          <w:p>
-            <w:pPr>
-              <w:spacing w:afterLines="24" w:after="57" w:line="260" w:lineRule="exact"/>
-              <w:rPr>
-                <w:rFonts w:ascii="Times New Roman" w:hAnsi="Times New Roman" w:cs="Times New Roman"/>
-              </w:rPr>
-            </w:pPr>
-            <w:r>
-              <w:rPr>
-                <w:rFonts w:ascii="Times New Roman" w:hAnsi="Times New Roman" w:cs="Times New Roman"/>
-              </w:rPr>
-              <w:t>Sử dụng công cụ Git, VSCode</w:t>
-            </w:r>
-            <w:r>
-              <w:rPr>
-                <w:rFonts w:ascii="Times New Roman" w:hAnsi="Times New Roman" w:cs="Times New Roman"/>
-              </w:rPr>
-              <w:t>.</w:t>
-            </w:r>
-          </w:p>
-          <w:p>
-            <w:pPr>
-              <w:spacing w:afterLines="24" w:after="57" w:line="260" w:lineRule="exact"/>
-              <w:rPr>
-                <w:rFonts w:ascii="Times New Roman" w:hAnsi="Times New Roman" w:cs="Times New Roman"/>
-              </w:rPr>
-            </w:pPr>
-            <w:r>
-              <w:rPr>
-                <w:rFonts w:ascii="Times New Roman" w:hAnsi="Times New Roman" w:cs="Times New Roman"/>
-              </w:rPr>
-              <w:t xml:space="preserve">Ngôn ngữ: </w:t>
-            </w:r>
-            <w:r>
-              <w:rPr>
-                <w:rFonts w:ascii="Times New Roman" w:hAnsi="Times New Roman" w:cs="Times New Roman"/>
-              </w:rPr>
-              <w:t>tiếng Việt</w:t>
-            </w:r>
-            <w:r>
-              <w:rPr>
-                <w:rFonts w:ascii="Times New Roman" w:hAnsi="Times New Roman" w:cs="Times New Roman"/>
-              </w:rPr>
-              <w:t xml:space="preserve"> (</w:t>
-            </w:r>
-            <w:r>
-              <w:rPr>
-                <w:rFonts w:ascii="Times New Roman" w:hAnsi="Times New Roman" w:cs="Times New Roman"/>
-              </w:rPr>
-              <w:t>bản ngữ</w:t>
-            </w:r>
-            <w:r>
-              <w:rPr>
-                <w:rFonts w:ascii="Times New Roman" w:hAnsi="Times New Roman" w:cs="Times New Roman"/>
-              </w:rPr>
-              <w:t xml:space="preserve">), </w:t>
-            </w:r>
-            <w:r>
-              <w:rPr>
-                <w:rFonts w:ascii="Times New Roman" w:hAnsi="Times New Roman" w:cs="Times New Roman"/>
-              </w:rPr>
-              <w:t>tiếng Anh</w:t>
-            </w:r>
-            <w:r>
-              <w:rPr>
-                <w:rFonts w:ascii="Times New Roman" w:hAnsi="Times New Roman" w:cs="Times New Roman"/>
-              </w:rPr>
-              <w:t>.</w:t>
+              </w:rPr>
+              <w:t>, Kotlin</w:t>
             </w:r>
             <w:bookmarkStart w:id="0" w:name="_GoBack"/>
             <w:bookmarkEnd w:id="0"/>
+            <w:r>
+              <w:rPr>
+                <w:rFonts w:ascii="Times New Roman" w:hAnsi="Times New Roman" w:cs="Times New Roman"/>
+                <w:lang w:val="en-US"/>
+              </w:rPr>
+              <w:t>).</w:t>
+            </w:r>
+          </w:p>
+          <w:p>
+            <w:pPr>
+              <w:spacing w:afterLines="24" w:after="57" w:line="260" w:lineRule="exact"/>
+              <w:rPr>
+                <w:rFonts w:ascii="Times New Roman" w:hAnsi="Times New Roman" w:cs="Times New Roman"/>
+              </w:rPr>
+            </w:pPr>
+            <w:r>
+              <w:rPr>
+                <w:rFonts w:ascii="Times New Roman" w:hAnsi="Times New Roman" w:cs="Times New Roman"/>
+              </w:rPr>
+              <w:t>Sử dụng công cụ Git, VSCode</w:t>
+            </w:r>
+            <w:r>
+              <w:rPr>
+                <w:rFonts w:ascii="Times New Roman" w:hAnsi="Times New Roman" w:cs="Times New Roman"/>
+              </w:rPr>
+              <w:t>.</w:t>
+            </w:r>
+          </w:p>
+          <w:p>
+            <w:pPr>
+              <w:spacing w:afterLines="24" w:after="57" w:line="260" w:lineRule="exact"/>
+              <w:rPr>
+                <w:rFonts w:ascii="Times New Roman" w:hAnsi="Times New Roman" w:cs="Times New Roman"/>
+              </w:rPr>
+            </w:pPr>
+            <w:r>
+              <w:rPr>
+                <w:rFonts w:ascii="Times New Roman" w:hAnsi="Times New Roman" w:cs="Times New Roman"/>
+              </w:rPr>
+              <w:t xml:space="preserve">Ngôn ngữ: </w:t>
+            </w:r>
+            <w:r>
+              <w:rPr>
+                <w:rFonts w:ascii="Times New Roman" w:hAnsi="Times New Roman" w:cs="Times New Roman"/>
+              </w:rPr>
+              <w:t>tiếng Việt</w:t>
+            </w:r>
+            <w:r>
+              <w:rPr>
+                <w:rFonts w:ascii="Times New Roman" w:hAnsi="Times New Roman" w:cs="Times New Roman"/>
+              </w:rPr>
+              <w:t xml:space="preserve"> (</w:t>
+            </w:r>
+            <w:r>
+              <w:rPr>
+                <w:rFonts w:ascii="Times New Roman" w:hAnsi="Times New Roman" w:cs="Times New Roman"/>
+              </w:rPr>
+              <w:t>bản ngữ</w:t>
+            </w:r>
+            <w:r>
+              <w:rPr>
+                <w:rFonts w:ascii="Times New Roman" w:hAnsi="Times New Roman" w:cs="Times New Roman"/>
+              </w:rPr>
+              <w:t xml:space="preserve">), </w:t>
+            </w:r>
+            <w:r>
+              <w:rPr>
+                <w:rFonts w:ascii="Times New Roman" w:hAnsi="Times New Roman" w:cs="Times New Roman"/>
+              </w:rPr>
+              <w:t>tiếng Anh</w:t>
+            </w:r>
+            <w:r>
+              <w:rPr>
+                <w:rFonts w:ascii="Times New Roman" w:hAnsi="Times New Roman" w:cs="Times New Roman"/>
+              </w:rPr>
+              <w:t>.</w:t>
+            </w:r>
           </w:p>
           <w:p>
             <w:pPr>
@@ -3126,7 +3132,7 @@
 </file>
 
 <file path=customXml/itemProps1.xml><?xml version="1.0" encoding="utf-8"?>
-<ds:datastoreItem xmlns:ds="http://schemas.openxmlformats.org/officeDocument/2006/customXml" ds:itemID="{891A9D00-2FF4-4827-8F2B-B7D2A335934D}">
+<ds:datastoreItem xmlns:ds="http://schemas.openxmlformats.org/officeDocument/2006/customXml" ds:itemID="{22A1550F-BE34-433F-A812-8B1FC4C9064A}">
   <ds:schemaRefs>
     <ds:schemaRef ds:uri="http://schemas.openxmlformats.org/officeDocument/2006/bibliography"/>
   </ds:schemaRefs>

--- a/public/dluongta_resume.docx
+++ b/public/dluongta_resume.docx
@@ -32,7 +32,7 @@
                 <wp:docPr id="793183896" name="Group 6">
                   <a:extLst xmlns:a="http://schemas.openxmlformats.org/drawingml/2006/main">
                     <a:ext uri="{C183D7F6-B498-43B3-948B-1728B52AA6E4}">
-                      <adec:decorative xmlns:adec="http://schemas.microsoft.com/office/drawing/2017/decorative" xmlns:w16sdtfl="http://schemas.microsoft.com/office/word/2024/wordml/sdtformatlock" xmlns:w16sdtdh="http://schemas.microsoft.com/office/word/2020/wordml/sdtdatahash" xmlns:w16du="http://schemas.microsoft.com/office/word/2023/wordml/word16du" xmlns:w16="http://schemas.microsoft.com/office/word/2018/wordml" xmlns:w16cid="http://schemas.microsoft.com/office/word/2016/wordml/cid" xmlns:w16cex="http://schemas.microsoft.com/office/word/2018/wordml/cex" xmlns:w="http://schemas.openxmlformats.org/wordprocessingml/2006/main" xmlns:w10="urn:schemas-microsoft-com:office:word" xmlns:v="urn:schemas-microsoft-com:vml" xmlns:oel="http://schemas.microsoft.com/office/2019/extlst" xmlns:o="urn:schemas-microsoft-com:office:office" xmlns:am3d="http://schemas.microsoft.com/office/drawing/2017/model3d" xmlns:aink="http://schemas.microsoft.com/office/drawing/2016/ink" xmlns:cx8="http://schemas.microsoft.com/office/drawing/2016/5/14/chartex" xmlns:cx7="http://schemas.microsoft.com/office/drawing/2016/5/13/chartex" xmlns:cx6="http://schemas.microsoft.com/office/drawing/2016/5/12/chartex" xmlns:cx5="http://schemas.microsoft.com/office/drawing/2016/5/11/chartex" xmlns:cx4="http://schemas.microsoft.com/office/drawing/2016/5/10/chartex" xmlns:cx3="http://schemas.microsoft.com/office/drawing/2016/5/9/chartex" xmlns:cx2="http://schemas.microsoft.com/office/drawing/2015/10/21/chartex" xmlns="" val="1"/>
+                      <adec:decorative xmlns="" xmlns:cx2="http://schemas.microsoft.com/office/drawing/2015/10/21/chartex" xmlns:cx3="http://schemas.microsoft.com/office/drawing/2016/5/9/chartex" xmlns:cx4="http://schemas.microsoft.com/office/drawing/2016/5/10/chartex" xmlns:cx5="http://schemas.microsoft.com/office/drawing/2016/5/11/chartex" xmlns:cx6="http://schemas.microsoft.com/office/drawing/2016/5/12/chartex" xmlns:cx7="http://schemas.microsoft.com/office/drawing/2016/5/13/chartex" xmlns:cx8="http://schemas.microsoft.com/office/drawing/2016/5/14/chartex" xmlns:aink="http://schemas.microsoft.com/office/drawing/2016/ink" xmlns:am3d="http://schemas.microsoft.com/office/drawing/2017/model3d" xmlns:o="urn:schemas-microsoft-com:office:office" xmlns:oel="http://schemas.microsoft.com/office/2019/extlst" xmlns:v="urn:schemas-microsoft-com:vml" xmlns:w10="urn:schemas-microsoft-com:office:word" xmlns:w="http://schemas.openxmlformats.org/wordprocessingml/2006/main" xmlns:w16cex="http://schemas.microsoft.com/office/word/2018/wordml/cex" xmlns:w16cid="http://schemas.microsoft.com/office/word/2016/wordml/cid" xmlns:w16="http://schemas.microsoft.com/office/word/2018/wordml" xmlns:w16du="http://schemas.microsoft.com/office/word/2023/wordml/word16du" xmlns:w16sdtdh="http://schemas.microsoft.com/office/word/2020/wordml/sdtdatahash" xmlns:w16sdtfl="http://schemas.microsoft.com/office/word/2024/wordml/sdtformatlock" xmlns:adec="http://schemas.microsoft.com/office/drawing/2017/decorative" val="1"/>
                     </a:ext>
                   </a:extLst>
                 </wp:docPr>
@@ -53,7 +53,7 @@
                         <wps:cNvPr id="1434342015" name="Rectangle 1">
                           <a:extLst>
                             <a:ext uri="{C183D7F6-B498-43B3-948B-1728B52AA6E4}">
-                              <adec:decorative xmlns:adec="http://schemas.microsoft.com/office/drawing/2017/decorative" xmlns:w16sdtfl="http://schemas.microsoft.com/office/word/2024/wordml/sdtformatlock" xmlns:w16sdtdh="http://schemas.microsoft.com/office/word/2020/wordml/sdtdatahash" xmlns:w16du="http://schemas.microsoft.com/office/word/2023/wordml/word16du" xmlns:w16="http://schemas.microsoft.com/office/word/2018/wordml" xmlns:w16cid="http://schemas.microsoft.com/office/word/2016/wordml/cid" xmlns:w16cex="http://schemas.microsoft.com/office/word/2018/wordml/cex" xmlns:w="http://schemas.openxmlformats.org/wordprocessingml/2006/main" xmlns:w10="urn:schemas-microsoft-com:office:word" xmlns:v="urn:schemas-microsoft-com:vml" xmlns:oel="http://schemas.microsoft.com/office/2019/extlst" xmlns:o="urn:schemas-microsoft-com:office:office" xmlns:am3d="http://schemas.microsoft.com/office/drawing/2017/model3d" xmlns:aink="http://schemas.microsoft.com/office/drawing/2016/ink" xmlns:cx8="http://schemas.microsoft.com/office/drawing/2016/5/14/chartex" xmlns:cx7="http://schemas.microsoft.com/office/drawing/2016/5/13/chartex" xmlns:cx6="http://schemas.microsoft.com/office/drawing/2016/5/12/chartex" xmlns:cx5="http://schemas.microsoft.com/office/drawing/2016/5/11/chartex" xmlns:cx4="http://schemas.microsoft.com/office/drawing/2016/5/10/chartex" xmlns:cx3="http://schemas.microsoft.com/office/drawing/2016/5/9/chartex" xmlns:cx2="http://schemas.microsoft.com/office/drawing/2015/10/21/chartex" xmlns="" val="1"/>
+                              <adec:decorative xmlns="" xmlns:cx2="http://schemas.microsoft.com/office/drawing/2015/10/21/chartex" xmlns:cx3="http://schemas.microsoft.com/office/drawing/2016/5/9/chartex" xmlns:cx4="http://schemas.microsoft.com/office/drawing/2016/5/10/chartex" xmlns:cx5="http://schemas.microsoft.com/office/drawing/2016/5/11/chartex" xmlns:cx6="http://schemas.microsoft.com/office/drawing/2016/5/12/chartex" xmlns:cx7="http://schemas.microsoft.com/office/drawing/2016/5/13/chartex" xmlns:cx8="http://schemas.microsoft.com/office/drawing/2016/5/14/chartex" xmlns:aink="http://schemas.microsoft.com/office/drawing/2016/ink" xmlns:am3d="http://schemas.microsoft.com/office/drawing/2017/model3d" xmlns:o="urn:schemas-microsoft-com:office:office" xmlns:oel="http://schemas.microsoft.com/office/2019/extlst" xmlns:v="urn:schemas-microsoft-com:vml" xmlns:w10="urn:schemas-microsoft-com:office:word" xmlns:w="http://schemas.openxmlformats.org/wordprocessingml/2006/main" xmlns:w16cex="http://schemas.microsoft.com/office/word/2018/wordml/cex" xmlns:w16cid="http://schemas.microsoft.com/office/word/2016/wordml/cid" xmlns:w16="http://schemas.microsoft.com/office/word/2018/wordml" xmlns:w16du="http://schemas.microsoft.com/office/word/2023/wordml/word16du" xmlns:w16sdtdh="http://schemas.microsoft.com/office/word/2020/wordml/sdtdatahash" xmlns:w16sdtfl="http://schemas.microsoft.com/office/word/2024/wordml/sdtformatlock" xmlns:adec="http://schemas.microsoft.com/office/drawing/2017/decorative" val="1"/>
                             </a:ext>
                           </a:extLst>
                         </wps:cNvPr>
@@ -98,7 +98,7 @@
                         <wps:cNvPr id="1234481726" name="Rectangle 1">
                           <a:extLst>
                             <a:ext uri="{C183D7F6-B498-43B3-948B-1728B52AA6E4}">
-                              <adec:decorative xmlns:adec="http://schemas.microsoft.com/office/drawing/2017/decorative" xmlns:w16sdtfl="http://schemas.microsoft.com/office/word/2024/wordml/sdtformatlock" xmlns:w16sdtdh="http://schemas.microsoft.com/office/word/2020/wordml/sdtdatahash" xmlns:w16du="http://schemas.microsoft.com/office/word/2023/wordml/word16du" xmlns:w16="http://schemas.microsoft.com/office/word/2018/wordml" xmlns:w16cid="http://schemas.microsoft.com/office/word/2016/wordml/cid" xmlns:w16cex="http://schemas.microsoft.com/office/word/2018/wordml/cex" xmlns:w="http://schemas.openxmlformats.org/wordprocessingml/2006/main" xmlns:w10="urn:schemas-microsoft-com:office:word" xmlns:v="urn:schemas-microsoft-com:vml" xmlns:oel="http://schemas.microsoft.com/office/2019/extlst" xmlns:o="urn:schemas-microsoft-com:office:office" xmlns:am3d="http://schemas.microsoft.com/office/drawing/2017/model3d" xmlns:aink="http://schemas.microsoft.com/office/drawing/2016/ink" xmlns:cx8="http://schemas.microsoft.com/office/drawing/2016/5/14/chartex" xmlns:cx7="http://schemas.microsoft.com/office/drawing/2016/5/13/chartex" xmlns:cx6="http://schemas.microsoft.com/office/drawing/2016/5/12/chartex" xmlns:cx5="http://schemas.microsoft.com/office/drawing/2016/5/11/chartex" xmlns:cx4="http://schemas.microsoft.com/office/drawing/2016/5/10/chartex" xmlns:cx3="http://schemas.microsoft.com/office/drawing/2016/5/9/chartex" xmlns:cx2="http://schemas.microsoft.com/office/drawing/2015/10/21/chartex" xmlns="" val="1"/>
+                              <adec:decorative xmlns="" xmlns:cx2="http://schemas.microsoft.com/office/drawing/2015/10/21/chartex" xmlns:cx3="http://schemas.microsoft.com/office/drawing/2016/5/9/chartex" xmlns:cx4="http://schemas.microsoft.com/office/drawing/2016/5/10/chartex" xmlns:cx5="http://schemas.microsoft.com/office/drawing/2016/5/11/chartex" xmlns:cx6="http://schemas.microsoft.com/office/drawing/2016/5/12/chartex" xmlns:cx7="http://schemas.microsoft.com/office/drawing/2016/5/13/chartex" xmlns:cx8="http://schemas.microsoft.com/office/drawing/2016/5/14/chartex" xmlns:aink="http://schemas.microsoft.com/office/drawing/2016/ink" xmlns:am3d="http://schemas.microsoft.com/office/drawing/2017/model3d" xmlns:o="urn:schemas-microsoft-com:office:office" xmlns:oel="http://schemas.microsoft.com/office/2019/extlst" xmlns:v="urn:schemas-microsoft-com:vml" xmlns:w10="urn:schemas-microsoft-com:office:word" xmlns:w="http://schemas.openxmlformats.org/wordprocessingml/2006/main" xmlns:w16cex="http://schemas.microsoft.com/office/word/2018/wordml/cex" xmlns:w16cid="http://schemas.microsoft.com/office/word/2016/wordml/cid" xmlns:w16="http://schemas.microsoft.com/office/word/2018/wordml" xmlns:w16du="http://schemas.microsoft.com/office/word/2023/wordml/word16du" xmlns:w16sdtdh="http://schemas.microsoft.com/office/word/2020/wordml/sdtdatahash" xmlns:w16sdtfl="http://schemas.microsoft.com/office/word/2024/wordml/sdtformatlock" xmlns:adec="http://schemas.microsoft.com/office/drawing/2017/decorative" val="1"/>
                             </a:ext>
                           </a:extLst>
                         </wps:cNvPr>
@@ -973,6 +973,8 @@
               </w:rPr>
               <w:t>KINH NGHIỆM</w:t>
             </w:r>
+            <w:bookmarkStart w:id="0" w:name="_GoBack"/>
+            <w:bookmarkEnd w:id="0"/>
           </w:p>
           <w:p>
             <w:pPr>
@@ -1997,8 +1999,6 @@
               </w:rPr>
               <w:t>, Kotlin</w:t>
             </w:r>
-            <w:bookmarkStart w:id="0" w:name="_GoBack"/>
-            <w:bookmarkEnd w:id="0"/>
             <w:r>
               <w:rPr>
                 <w:rFonts w:ascii="Times New Roman" w:hAnsi="Times New Roman" w:cs="Times New Roman"/>
@@ -3132,7 +3132,7 @@
 </file>
 
 <file path=customXml/itemProps1.xml><?xml version="1.0" encoding="utf-8"?>
-<ds:datastoreItem xmlns:ds="http://schemas.openxmlformats.org/officeDocument/2006/customXml" ds:itemID="{22A1550F-BE34-433F-A812-8B1FC4C9064A}">
+<ds:datastoreItem xmlns:ds="http://schemas.openxmlformats.org/officeDocument/2006/customXml" ds:itemID="{EA538990-C7BD-4EC3-9C15-C2E8974D5440}">
   <ds:schemaRefs>
     <ds:schemaRef ds:uri="http://schemas.openxmlformats.org/officeDocument/2006/bibliography"/>
   </ds:schemaRefs>

--- a/public/dluongta_resume.docx
+++ b/public/dluongta_resume.docx
@@ -32,7 +32,7 @@
                 <wp:docPr id="793183896" name="Group 6">
                   <a:extLst xmlns:a="http://schemas.openxmlformats.org/drawingml/2006/main">
                     <a:ext uri="{C183D7F6-B498-43B3-948B-1728B52AA6E4}">
-                      <adec:decorative xmlns="" xmlns:cx2="http://schemas.microsoft.com/office/drawing/2015/10/21/chartex" xmlns:cx3="http://schemas.microsoft.com/office/drawing/2016/5/9/chartex" xmlns:cx4="http://schemas.microsoft.com/office/drawing/2016/5/10/chartex" xmlns:cx5="http://schemas.microsoft.com/office/drawing/2016/5/11/chartex" xmlns:cx6="http://schemas.microsoft.com/office/drawing/2016/5/12/chartex" xmlns:cx7="http://schemas.microsoft.com/office/drawing/2016/5/13/chartex" xmlns:cx8="http://schemas.microsoft.com/office/drawing/2016/5/14/chartex" xmlns:aink="http://schemas.microsoft.com/office/drawing/2016/ink" xmlns:am3d="http://schemas.microsoft.com/office/drawing/2017/model3d" xmlns:o="urn:schemas-microsoft-com:office:office" xmlns:oel="http://schemas.microsoft.com/office/2019/extlst" xmlns:v="urn:schemas-microsoft-com:vml" xmlns:w10="urn:schemas-microsoft-com:office:word" xmlns:w="http://schemas.openxmlformats.org/wordprocessingml/2006/main" xmlns:w16cex="http://schemas.microsoft.com/office/word/2018/wordml/cex" xmlns:w16cid="http://schemas.microsoft.com/office/word/2016/wordml/cid" xmlns:w16="http://schemas.microsoft.com/office/word/2018/wordml" xmlns:w16du="http://schemas.microsoft.com/office/word/2023/wordml/word16du" xmlns:w16sdtdh="http://schemas.microsoft.com/office/word/2020/wordml/sdtdatahash" xmlns:w16sdtfl="http://schemas.microsoft.com/office/word/2024/wordml/sdtformatlock" xmlns:adec="http://schemas.microsoft.com/office/drawing/2017/decorative" val="1"/>
+                      <adec:decorative xmlns:adec="http://schemas.microsoft.com/office/drawing/2017/decorative" xmlns:w16sdtfl="http://schemas.microsoft.com/office/word/2024/wordml/sdtformatlock" xmlns:w16sdtdh="http://schemas.microsoft.com/office/word/2020/wordml/sdtdatahash" xmlns:w16du="http://schemas.microsoft.com/office/word/2023/wordml/word16du" xmlns:w16="http://schemas.microsoft.com/office/word/2018/wordml" xmlns:w16cid="http://schemas.microsoft.com/office/word/2016/wordml/cid" xmlns:w16cex="http://schemas.microsoft.com/office/word/2018/wordml/cex" xmlns:w="http://schemas.openxmlformats.org/wordprocessingml/2006/main" xmlns:w10="urn:schemas-microsoft-com:office:word" xmlns:v="urn:schemas-microsoft-com:vml" xmlns:oel="http://schemas.microsoft.com/office/2019/extlst" xmlns:o="urn:schemas-microsoft-com:office:office" xmlns:am3d="http://schemas.microsoft.com/office/drawing/2017/model3d" xmlns:aink="http://schemas.microsoft.com/office/drawing/2016/ink" xmlns:cx8="http://schemas.microsoft.com/office/drawing/2016/5/14/chartex" xmlns:cx7="http://schemas.microsoft.com/office/drawing/2016/5/13/chartex" xmlns:cx6="http://schemas.microsoft.com/office/drawing/2016/5/12/chartex" xmlns:cx5="http://schemas.microsoft.com/office/drawing/2016/5/11/chartex" xmlns:cx4="http://schemas.microsoft.com/office/drawing/2016/5/10/chartex" xmlns:cx3="http://schemas.microsoft.com/office/drawing/2016/5/9/chartex" xmlns:cx2="http://schemas.microsoft.com/office/drawing/2015/10/21/chartex" xmlns="" val="1"/>
                     </a:ext>
                   </a:extLst>
                 </wp:docPr>
@@ -53,7 +53,7 @@
                         <wps:cNvPr id="1434342015" name="Rectangle 1">
                           <a:extLst>
                             <a:ext uri="{C183D7F6-B498-43B3-948B-1728B52AA6E4}">
-                              <adec:decorative xmlns="" xmlns:cx2="http://schemas.microsoft.com/office/drawing/2015/10/21/chartex" xmlns:cx3="http://schemas.microsoft.com/office/drawing/2016/5/9/chartex" xmlns:cx4="http://schemas.microsoft.com/office/drawing/2016/5/10/chartex" xmlns:cx5="http://schemas.microsoft.com/office/drawing/2016/5/11/chartex" xmlns:cx6="http://schemas.microsoft.com/office/drawing/2016/5/12/chartex" xmlns:cx7="http://schemas.microsoft.com/office/drawing/2016/5/13/chartex" xmlns:cx8="http://schemas.microsoft.com/office/drawing/2016/5/14/chartex" xmlns:aink="http://schemas.microsoft.com/office/drawing/2016/ink" xmlns:am3d="http://schemas.microsoft.com/office/drawing/2017/model3d" xmlns:o="urn:schemas-microsoft-com:office:office" xmlns:oel="http://schemas.microsoft.com/office/2019/extlst" xmlns:v="urn:schemas-microsoft-com:vml" xmlns:w10="urn:schemas-microsoft-com:office:word" xmlns:w="http://schemas.openxmlformats.org/wordprocessingml/2006/main" xmlns:w16cex="http://schemas.microsoft.com/office/word/2018/wordml/cex" xmlns:w16cid="http://schemas.microsoft.com/office/word/2016/wordml/cid" xmlns:w16="http://schemas.microsoft.com/office/word/2018/wordml" xmlns:w16du="http://schemas.microsoft.com/office/word/2023/wordml/word16du" xmlns:w16sdtdh="http://schemas.microsoft.com/office/word/2020/wordml/sdtdatahash" xmlns:w16sdtfl="http://schemas.microsoft.com/office/word/2024/wordml/sdtformatlock" xmlns:adec="http://schemas.microsoft.com/office/drawing/2017/decorative" val="1"/>
+                              <adec:decorative xmlns:adec="http://schemas.microsoft.com/office/drawing/2017/decorative" xmlns:w16sdtfl="http://schemas.microsoft.com/office/word/2024/wordml/sdtformatlock" xmlns:w16sdtdh="http://schemas.microsoft.com/office/word/2020/wordml/sdtdatahash" xmlns:w16du="http://schemas.microsoft.com/office/word/2023/wordml/word16du" xmlns:w16="http://schemas.microsoft.com/office/word/2018/wordml" xmlns:w16cid="http://schemas.microsoft.com/office/word/2016/wordml/cid" xmlns:w16cex="http://schemas.microsoft.com/office/word/2018/wordml/cex" xmlns:w="http://schemas.openxmlformats.org/wordprocessingml/2006/main" xmlns:w10="urn:schemas-microsoft-com:office:word" xmlns:v="urn:schemas-microsoft-com:vml" xmlns:oel="http://schemas.microsoft.com/office/2019/extlst" xmlns:o="urn:schemas-microsoft-com:office:office" xmlns:am3d="http://schemas.microsoft.com/office/drawing/2017/model3d" xmlns:aink="http://schemas.microsoft.com/office/drawing/2016/ink" xmlns:cx8="http://schemas.microsoft.com/office/drawing/2016/5/14/chartex" xmlns:cx7="http://schemas.microsoft.com/office/drawing/2016/5/13/chartex" xmlns:cx6="http://schemas.microsoft.com/office/drawing/2016/5/12/chartex" xmlns:cx5="http://schemas.microsoft.com/office/drawing/2016/5/11/chartex" xmlns:cx4="http://schemas.microsoft.com/office/drawing/2016/5/10/chartex" xmlns:cx3="http://schemas.microsoft.com/office/drawing/2016/5/9/chartex" xmlns:cx2="http://schemas.microsoft.com/office/drawing/2015/10/21/chartex" xmlns="" val="1"/>
                             </a:ext>
                           </a:extLst>
                         </wps:cNvPr>
@@ -98,7 +98,7 @@
                         <wps:cNvPr id="1234481726" name="Rectangle 1">
                           <a:extLst>
                             <a:ext uri="{C183D7F6-B498-43B3-948B-1728B52AA6E4}">
-                              <adec:decorative xmlns="" xmlns:cx2="http://schemas.microsoft.com/office/drawing/2015/10/21/chartex" xmlns:cx3="http://schemas.microsoft.com/office/drawing/2016/5/9/chartex" xmlns:cx4="http://schemas.microsoft.com/office/drawing/2016/5/10/chartex" xmlns:cx5="http://schemas.microsoft.com/office/drawing/2016/5/11/chartex" xmlns:cx6="http://schemas.microsoft.com/office/drawing/2016/5/12/chartex" xmlns:cx7="http://schemas.microsoft.com/office/drawing/2016/5/13/chartex" xmlns:cx8="http://schemas.microsoft.com/office/drawing/2016/5/14/chartex" xmlns:aink="http://schemas.microsoft.com/office/drawing/2016/ink" xmlns:am3d="http://schemas.microsoft.com/office/drawing/2017/model3d" xmlns:o="urn:schemas-microsoft-com:office:office" xmlns:oel="http://schemas.microsoft.com/office/2019/extlst" xmlns:v="urn:schemas-microsoft-com:vml" xmlns:w10="urn:schemas-microsoft-com:office:word" xmlns:w="http://schemas.openxmlformats.org/wordprocessingml/2006/main" xmlns:w16cex="http://schemas.microsoft.com/office/word/2018/wordml/cex" xmlns:w16cid="http://schemas.microsoft.com/office/word/2016/wordml/cid" xmlns:w16="http://schemas.microsoft.com/office/word/2018/wordml" xmlns:w16du="http://schemas.microsoft.com/office/word/2023/wordml/word16du" xmlns:w16sdtdh="http://schemas.microsoft.com/office/word/2020/wordml/sdtdatahash" xmlns:w16sdtfl="http://schemas.microsoft.com/office/word/2024/wordml/sdtformatlock" xmlns:adec="http://schemas.microsoft.com/office/drawing/2017/decorative" val="1"/>
+                              <adec:decorative xmlns:adec="http://schemas.microsoft.com/office/drawing/2017/decorative" xmlns:w16sdtfl="http://schemas.microsoft.com/office/word/2024/wordml/sdtformatlock" xmlns:w16sdtdh="http://schemas.microsoft.com/office/word/2020/wordml/sdtdatahash" xmlns:w16du="http://schemas.microsoft.com/office/word/2023/wordml/word16du" xmlns:w16="http://schemas.microsoft.com/office/word/2018/wordml" xmlns:w16cid="http://schemas.microsoft.com/office/word/2016/wordml/cid" xmlns:w16cex="http://schemas.microsoft.com/office/word/2018/wordml/cex" xmlns:w="http://schemas.openxmlformats.org/wordprocessingml/2006/main" xmlns:w10="urn:schemas-microsoft-com:office:word" xmlns:v="urn:schemas-microsoft-com:vml" xmlns:oel="http://schemas.microsoft.com/office/2019/extlst" xmlns:o="urn:schemas-microsoft-com:office:office" xmlns:am3d="http://schemas.microsoft.com/office/drawing/2017/model3d" xmlns:aink="http://schemas.microsoft.com/office/drawing/2016/ink" xmlns:cx8="http://schemas.microsoft.com/office/drawing/2016/5/14/chartex" xmlns:cx7="http://schemas.microsoft.com/office/drawing/2016/5/13/chartex" xmlns:cx6="http://schemas.microsoft.com/office/drawing/2016/5/12/chartex" xmlns:cx5="http://schemas.microsoft.com/office/drawing/2016/5/11/chartex" xmlns:cx4="http://schemas.microsoft.com/office/drawing/2016/5/10/chartex" xmlns:cx3="http://schemas.microsoft.com/office/drawing/2016/5/9/chartex" xmlns:cx2="http://schemas.microsoft.com/office/drawing/2015/10/21/chartex" xmlns="" val="1"/>
                             </a:ext>
                           </a:extLst>
                         </wps:cNvPr>
@@ -973,8 +973,6 @@
               </w:rPr>
               <w:t>KINH NGHIỆM</w:t>
             </w:r>
-            <w:bookmarkStart w:id="0" w:name="_GoBack"/>
-            <w:bookmarkEnd w:id="0"/>
           </w:p>
           <w:p>
             <w:pPr>
@@ -1662,6 +1660,38 @@
             <w:pPr>
               <w:rPr>
                 <w:rFonts w:ascii="Times New Roman" w:hAnsi="Times New Roman" w:cs="Times New Roman"/>
+                <w:szCs w:val="20"/>
+              </w:rPr>
+            </w:pPr>
+            <w:r>
+              <w:rPr>
+                <w:rFonts w:ascii="Times New Roman" w:hAnsi="Times New Roman" w:cs="Times New Roman"/>
+                <w:szCs w:val="20"/>
+              </w:rPr>
+              <w:t>MULTIPLAYER GAME – FULL-STACK ONLINE GAM</w:t>
+            </w:r>
+            <w:bookmarkStart w:id="0" w:name="_GoBack"/>
+            <w:bookmarkEnd w:id="0"/>
+            <w:r>
+              <w:rPr>
+                <w:rFonts w:ascii="Times New Roman" w:hAnsi="Times New Roman" w:cs="Times New Roman"/>
+                <w:szCs w:val="20"/>
+              </w:rPr>
+              <w:t>E - SHOOTINGTANKIO.ONRENDER.COM</w:t>
+            </w:r>
+          </w:p>
+          <w:p>
+            <w:pPr>
+              <w:rPr>
+                <w:rFonts w:ascii="Times New Roman" w:hAnsi="Times New Roman" w:cs="Times New Roman"/>
+                <w:szCs w:val="20"/>
+              </w:rPr>
+            </w:pPr>
+          </w:p>
+          <w:p>
+            <w:pPr>
+              <w:rPr>
+                <w:rFonts w:ascii="Times New Roman" w:hAnsi="Times New Roman" w:cs="Times New Roman"/>
                 <w:color w:val="auto"/>
               </w:rPr>
             </w:pPr>
@@ -1670,7 +1700,28 @@
                 <w:rFonts w:ascii="Times New Roman" w:hAnsi="Times New Roman" w:cs="Times New Roman"/>
                 <w:szCs w:val="20"/>
               </w:rPr>
-              <w:t>MULTIPLAYER GAME – FULL-STACK ONLINE GAME - SHOOTINGTANKIO.ONRENDER.COM</w:t>
+              <w:t>SINGLE</w:t>
+            </w:r>
+            <w:r>
+              <w:rPr>
+                <w:rFonts w:ascii="Times New Roman" w:hAnsi="Times New Roman" w:cs="Times New Roman"/>
+                <w:szCs w:val="20"/>
+              </w:rPr>
+              <w:t>PLAYER GAME – FULL-STACK ONLINE GAME - DLUONGTA.GITHUB.IO/</w:t>
+            </w:r>
+            <w:r>
+              <w:rPr>
+                <w:rFonts w:ascii="Times New Roman" w:hAnsi="Times New Roman" w:cs="Times New Roman"/>
+                <w:szCs w:val="20"/>
+              </w:rPr>
+              <w:t>NEON_PLAY_GAME</w:t>
+            </w:r>
+            <w:r>
+              <w:rPr>
+                <w:rFonts w:ascii="Times New Roman" w:hAnsi="Times New Roman" w:cs="Times New Roman"/>
+                <w:szCs w:val="20"/>
+              </w:rPr>
+              <w:t>.HTML</w:t>
             </w:r>
           </w:p>
         </w:tc>
@@ -3132,7 +3183,7 @@
 </file>
 
 <file path=customXml/itemProps1.xml><?xml version="1.0" encoding="utf-8"?>
-<ds:datastoreItem xmlns:ds="http://schemas.openxmlformats.org/officeDocument/2006/customXml" ds:itemID="{EA538990-C7BD-4EC3-9C15-C2E8974D5440}">
+<ds:datastoreItem xmlns:ds="http://schemas.openxmlformats.org/officeDocument/2006/customXml" ds:itemID="{A89A8746-5EBC-4583-BFF5-8D630CB6CF6F}">
   <ds:schemaRefs>
     <ds:schemaRef ds:uri="http://schemas.openxmlformats.org/officeDocument/2006/bibliography"/>
   </ds:schemaRefs>

--- a/public/dluongta_resume.docx
+++ b/public/dluongta_resume.docx
@@ -249,6 +249,8 @@
               </w:rPr>
               <w:t xml:space="preserve">                           LẬP TRÌNH VIÊN</w:t>
             </w:r>
+            <w:bookmarkStart w:id="0" w:name="_GoBack"/>
+            <w:bookmarkEnd w:id="0"/>
           </w:p>
         </w:tc>
         <w:tc>
@@ -1668,16 +1670,7 @@
                 <w:rFonts w:ascii="Times New Roman" w:hAnsi="Times New Roman" w:cs="Times New Roman"/>
                 <w:szCs w:val="20"/>
               </w:rPr>
-              <w:t>MULTIPLAYER GAME – FULL-STACK ONLINE GAM</w:t>
-            </w:r>
-            <w:bookmarkStart w:id="0" w:name="_GoBack"/>
-            <w:bookmarkEnd w:id="0"/>
-            <w:r>
-              <w:rPr>
-                <w:rFonts w:ascii="Times New Roman" w:hAnsi="Times New Roman" w:cs="Times New Roman"/>
-                <w:szCs w:val="20"/>
-              </w:rPr>
-              <w:t>E - SHOOTINGTANKIO.ONRENDER.COM</w:t>
+              <w:t>MULTIPLAYER GAME – FULL-STACK ONLINE GAME - SHOOTINGTANKIO.ONRENDER.COM</w:t>
             </w:r>
           </w:p>
           <w:p>
@@ -1701,6 +1694,13 @@
                 <w:szCs w:val="20"/>
               </w:rPr>
               <w:t>SINGLE</w:t>
+            </w:r>
+            <w:r>
+              <w:rPr>
+                <w:rFonts w:ascii="Times New Roman" w:hAnsi="Times New Roman" w:cs="Times New Roman"/>
+                <w:szCs w:val="20"/>
+              </w:rPr>
+              <w:t>-</w:t>
             </w:r>
             <w:r>
               <w:rPr>
@@ -3183,7 +3183,7 @@
 </file>
 
 <file path=customXml/itemProps1.xml><?xml version="1.0" encoding="utf-8"?>
-<ds:datastoreItem xmlns:ds="http://schemas.openxmlformats.org/officeDocument/2006/customXml" ds:itemID="{A89A8746-5EBC-4583-BFF5-8D630CB6CF6F}">
+<ds:datastoreItem xmlns:ds="http://schemas.openxmlformats.org/officeDocument/2006/customXml" ds:itemID="{5E32606D-4399-40D9-A610-B70CFF6B143C}">
   <ds:schemaRefs>
     <ds:schemaRef ds:uri="http://schemas.openxmlformats.org/officeDocument/2006/bibliography"/>
   </ds:schemaRefs>

--- a/public/dluongta_resume.docx
+++ b/public/dluongta_resume.docx
@@ -32,7 +32,7 @@
                 <wp:docPr id="793183896" name="Group 6">
                   <a:extLst xmlns:a="http://schemas.openxmlformats.org/drawingml/2006/main">
                     <a:ext uri="{C183D7F6-B498-43B3-948B-1728B52AA6E4}">
-                      <adec:decorative xmlns:adec="http://schemas.microsoft.com/office/drawing/2017/decorative" xmlns:w16sdtfl="http://schemas.microsoft.com/office/word/2024/wordml/sdtformatlock" xmlns:w16sdtdh="http://schemas.microsoft.com/office/word/2020/wordml/sdtdatahash" xmlns:w16du="http://schemas.microsoft.com/office/word/2023/wordml/word16du" xmlns:w16="http://schemas.microsoft.com/office/word/2018/wordml" xmlns:w16cid="http://schemas.microsoft.com/office/word/2016/wordml/cid" xmlns:w16cex="http://schemas.microsoft.com/office/word/2018/wordml/cex" xmlns:w="http://schemas.openxmlformats.org/wordprocessingml/2006/main" xmlns:w10="urn:schemas-microsoft-com:office:word" xmlns:v="urn:schemas-microsoft-com:vml" xmlns:oel="http://schemas.microsoft.com/office/2019/extlst" xmlns:o="urn:schemas-microsoft-com:office:office" xmlns:am3d="http://schemas.microsoft.com/office/drawing/2017/model3d" xmlns:aink="http://schemas.microsoft.com/office/drawing/2016/ink" xmlns:cx8="http://schemas.microsoft.com/office/drawing/2016/5/14/chartex" xmlns:cx7="http://schemas.microsoft.com/office/drawing/2016/5/13/chartex" xmlns:cx6="http://schemas.microsoft.com/office/drawing/2016/5/12/chartex" xmlns:cx5="http://schemas.microsoft.com/office/drawing/2016/5/11/chartex" xmlns:cx4="http://schemas.microsoft.com/office/drawing/2016/5/10/chartex" xmlns:cx3="http://schemas.microsoft.com/office/drawing/2016/5/9/chartex" xmlns:cx2="http://schemas.microsoft.com/office/drawing/2015/10/21/chartex" xmlns="" val="1"/>
+                      <adec:decorative xmlns="" xmlns:cx2="http://schemas.microsoft.com/office/drawing/2015/10/21/chartex" xmlns:cx3="http://schemas.microsoft.com/office/drawing/2016/5/9/chartex" xmlns:cx4="http://schemas.microsoft.com/office/drawing/2016/5/10/chartex" xmlns:cx5="http://schemas.microsoft.com/office/drawing/2016/5/11/chartex" xmlns:cx6="http://schemas.microsoft.com/office/drawing/2016/5/12/chartex" xmlns:cx7="http://schemas.microsoft.com/office/drawing/2016/5/13/chartex" xmlns:cx8="http://schemas.microsoft.com/office/drawing/2016/5/14/chartex" xmlns:aink="http://schemas.microsoft.com/office/drawing/2016/ink" xmlns:am3d="http://schemas.microsoft.com/office/drawing/2017/model3d" xmlns:o="urn:schemas-microsoft-com:office:office" xmlns:oel="http://schemas.microsoft.com/office/2019/extlst" xmlns:v="urn:schemas-microsoft-com:vml" xmlns:w10="urn:schemas-microsoft-com:office:word" xmlns:w="http://schemas.openxmlformats.org/wordprocessingml/2006/main" xmlns:w16cex="http://schemas.microsoft.com/office/word/2018/wordml/cex" xmlns:w16cid="http://schemas.microsoft.com/office/word/2016/wordml/cid" xmlns:w16="http://schemas.microsoft.com/office/word/2018/wordml" xmlns:w16du="http://schemas.microsoft.com/office/word/2023/wordml/word16du" xmlns:w16sdtdh="http://schemas.microsoft.com/office/word/2020/wordml/sdtdatahash" xmlns:w16sdtfl="http://schemas.microsoft.com/office/word/2024/wordml/sdtformatlock" xmlns:adec="http://schemas.microsoft.com/office/drawing/2017/decorative" val="1"/>
                     </a:ext>
                   </a:extLst>
                 </wp:docPr>
@@ -53,7 +53,7 @@
                         <wps:cNvPr id="1434342015" name="Rectangle 1">
                           <a:extLst>
                             <a:ext uri="{C183D7F6-B498-43B3-948B-1728B52AA6E4}">
-                              <adec:decorative xmlns:adec="http://schemas.microsoft.com/office/drawing/2017/decorative" xmlns:w16sdtfl="http://schemas.microsoft.com/office/word/2024/wordml/sdtformatlock" xmlns:w16sdtdh="http://schemas.microsoft.com/office/word/2020/wordml/sdtdatahash" xmlns:w16du="http://schemas.microsoft.com/office/word/2023/wordml/word16du" xmlns:w16="http://schemas.microsoft.com/office/word/2018/wordml" xmlns:w16cid="http://schemas.microsoft.com/office/word/2016/wordml/cid" xmlns:w16cex="http://schemas.microsoft.com/office/word/2018/wordml/cex" xmlns:w="http://schemas.openxmlformats.org/wordprocessingml/2006/main" xmlns:w10="urn:schemas-microsoft-com:office:word" xmlns:v="urn:schemas-microsoft-com:vml" xmlns:oel="http://schemas.microsoft.com/office/2019/extlst" xmlns:o="urn:schemas-microsoft-com:office:office" xmlns:am3d="http://schemas.microsoft.com/office/drawing/2017/model3d" xmlns:aink="http://schemas.microsoft.com/office/drawing/2016/ink" xmlns:cx8="http://schemas.microsoft.com/office/drawing/2016/5/14/chartex" xmlns:cx7="http://schemas.microsoft.com/office/drawing/2016/5/13/chartex" xmlns:cx6="http://schemas.microsoft.com/office/drawing/2016/5/12/chartex" xmlns:cx5="http://schemas.microsoft.com/office/drawing/2016/5/11/chartex" xmlns:cx4="http://schemas.microsoft.com/office/drawing/2016/5/10/chartex" xmlns:cx3="http://schemas.microsoft.com/office/drawing/2016/5/9/chartex" xmlns:cx2="http://schemas.microsoft.com/office/drawing/2015/10/21/chartex" xmlns="" val="1"/>
+                              <adec:decorative xmlns="" xmlns:cx2="http://schemas.microsoft.com/office/drawing/2015/10/21/chartex" xmlns:cx3="http://schemas.microsoft.com/office/drawing/2016/5/9/chartex" xmlns:cx4="http://schemas.microsoft.com/office/drawing/2016/5/10/chartex" xmlns:cx5="http://schemas.microsoft.com/office/drawing/2016/5/11/chartex" xmlns:cx6="http://schemas.microsoft.com/office/drawing/2016/5/12/chartex" xmlns:cx7="http://schemas.microsoft.com/office/drawing/2016/5/13/chartex" xmlns:cx8="http://schemas.microsoft.com/office/drawing/2016/5/14/chartex" xmlns:aink="http://schemas.microsoft.com/office/drawing/2016/ink" xmlns:am3d="http://schemas.microsoft.com/office/drawing/2017/model3d" xmlns:o="urn:schemas-microsoft-com:office:office" xmlns:oel="http://schemas.microsoft.com/office/2019/extlst" xmlns:v="urn:schemas-microsoft-com:vml" xmlns:w10="urn:schemas-microsoft-com:office:word" xmlns:w="http://schemas.openxmlformats.org/wordprocessingml/2006/main" xmlns:w16cex="http://schemas.microsoft.com/office/word/2018/wordml/cex" xmlns:w16cid="http://schemas.microsoft.com/office/word/2016/wordml/cid" xmlns:w16="http://schemas.microsoft.com/office/word/2018/wordml" xmlns:w16du="http://schemas.microsoft.com/office/word/2023/wordml/word16du" xmlns:w16sdtdh="http://schemas.microsoft.com/office/word/2020/wordml/sdtdatahash" xmlns:w16sdtfl="http://schemas.microsoft.com/office/word/2024/wordml/sdtformatlock" xmlns:adec="http://schemas.microsoft.com/office/drawing/2017/decorative" val="1"/>
                             </a:ext>
                           </a:extLst>
                         </wps:cNvPr>
@@ -98,7 +98,7 @@
                         <wps:cNvPr id="1234481726" name="Rectangle 1">
                           <a:extLst>
                             <a:ext uri="{C183D7F6-B498-43B3-948B-1728B52AA6E4}">
-                              <adec:decorative xmlns:adec="http://schemas.microsoft.com/office/drawing/2017/decorative" xmlns:w16sdtfl="http://schemas.microsoft.com/office/word/2024/wordml/sdtformatlock" xmlns:w16sdtdh="http://schemas.microsoft.com/office/word/2020/wordml/sdtdatahash" xmlns:w16du="http://schemas.microsoft.com/office/word/2023/wordml/word16du" xmlns:w16="http://schemas.microsoft.com/office/word/2018/wordml" xmlns:w16cid="http://schemas.microsoft.com/office/word/2016/wordml/cid" xmlns:w16cex="http://schemas.microsoft.com/office/word/2018/wordml/cex" xmlns:w="http://schemas.openxmlformats.org/wordprocessingml/2006/main" xmlns:w10="urn:schemas-microsoft-com:office:word" xmlns:v="urn:schemas-microsoft-com:vml" xmlns:oel="http://schemas.microsoft.com/office/2019/extlst" xmlns:o="urn:schemas-microsoft-com:office:office" xmlns:am3d="http://schemas.microsoft.com/office/drawing/2017/model3d" xmlns:aink="http://schemas.microsoft.com/office/drawing/2016/ink" xmlns:cx8="http://schemas.microsoft.com/office/drawing/2016/5/14/chartex" xmlns:cx7="http://schemas.microsoft.com/office/drawing/2016/5/13/chartex" xmlns:cx6="http://schemas.microsoft.com/office/drawing/2016/5/12/chartex" xmlns:cx5="http://schemas.microsoft.com/office/drawing/2016/5/11/chartex" xmlns:cx4="http://schemas.microsoft.com/office/drawing/2016/5/10/chartex" xmlns:cx3="http://schemas.microsoft.com/office/drawing/2016/5/9/chartex" xmlns:cx2="http://schemas.microsoft.com/office/drawing/2015/10/21/chartex" xmlns="" val="1"/>
+                              <adec:decorative xmlns="" xmlns:cx2="http://schemas.microsoft.com/office/drawing/2015/10/21/chartex" xmlns:cx3="http://schemas.microsoft.com/office/drawing/2016/5/9/chartex" xmlns:cx4="http://schemas.microsoft.com/office/drawing/2016/5/10/chartex" xmlns:cx5="http://schemas.microsoft.com/office/drawing/2016/5/11/chartex" xmlns:cx6="http://schemas.microsoft.com/office/drawing/2016/5/12/chartex" xmlns:cx7="http://schemas.microsoft.com/office/drawing/2016/5/13/chartex" xmlns:cx8="http://schemas.microsoft.com/office/drawing/2016/5/14/chartex" xmlns:aink="http://schemas.microsoft.com/office/drawing/2016/ink" xmlns:am3d="http://schemas.microsoft.com/office/drawing/2017/model3d" xmlns:o="urn:schemas-microsoft-com:office:office" xmlns:oel="http://schemas.microsoft.com/office/2019/extlst" xmlns:v="urn:schemas-microsoft-com:vml" xmlns:w10="urn:schemas-microsoft-com:office:word" xmlns:w="http://schemas.openxmlformats.org/wordprocessingml/2006/main" xmlns:w16cex="http://schemas.microsoft.com/office/word/2018/wordml/cex" xmlns:w16cid="http://schemas.microsoft.com/office/word/2016/wordml/cid" xmlns:w16="http://schemas.microsoft.com/office/word/2018/wordml" xmlns:w16du="http://schemas.microsoft.com/office/word/2023/wordml/word16du" xmlns:w16sdtdh="http://schemas.microsoft.com/office/word/2020/wordml/sdtdatahash" xmlns:w16sdtfl="http://schemas.microsoft.com/office/word/2024/wordml/sdtformatlock" xmlns:adec="http://schemas.microsoft.com/office/drawing/2017/decorative" val="1"/>
                             </a:ext>
                           </a:extLst>
                         </wps:cNvPr>
@@ -249,8 +249,6 @@
               </w:rPr>
               <w:t xml:space="preserve">                           LẬP TRÌNH VIÊN</w:t>
             </w:r>
-            <w:bookmarkStart w:id="0" w:name="_GoBack"/>
-            <w:bookmarkEnd w:id="0"/>
           </w:p>
         </w:tc>
         <w:tc>
@@ -937,7 +935,43 @@
               <w:rPr>
                 <w:rFonts w:ascii="Times New Roman" w:hAnsi="Times New Roman" w:cs="Times New Roman"/>
               </w:rPr>
-              <w:t>: https://react-app-resume-page.vercel.app</w:t>
+              <w:t>: https://react</w:t>
+            </w:r>
+            <w:r>
+              <w:rPr>
+                <w:rFonts w:ascii="Times New Roman" w:hAnsi="Times New Roman" w:cs="Times New Roman"/>
+              </w:rPr>
+              <w:t>–</w:t>
+            </w:r>
+            <w:r>
+              <w:rPr>
+                <w:rFonts w:ascii="Times New Roman" w:hAnsi="Times New Roman" w:cs="Times New Roman"/>
+              </w:rPr>
+              <w:t>app</w:t>
+            </w:r>
+            <w:r>
+              <w:rPr>
+                <w:rFonts w:ascii="Times New Roman" w:hAnsi="Times New Roman" w:cs="Times New Roman"/>
+              </w:rPr>
+              <w:t>–</w:t>
+            </w:r>
+            <w:r>
+              <w:rPr>
+                <w:rFonts w:ascii="Times New Roman" w:hAnsi="Times New Roman" w:cs="Times New Roman"/>
+              </w:rPr>
+              <w:t>resume</w:t>
+            </w:r>
+            <w:r>
+              <w:rPr>
+                <w:rFonts w:ascii="Times New Roman" w:hAnsi="Times New Roman" w:cs="Times New Roman"/>
+              </w:rPr>
+              <w:t>–</w:t>
+            </w:r>
+            <w:r>
+              <w:rPr>
+                <w:rFonts w:ascii="Times New Roman" w:hAnsi="Times New Roman" w:cs="Times New Roman"/>
+              </w:rPr>
+              <w:t>page.vercel.app</w:t>
             </w:r>
           </w:p>
         </w:tc>
@@ -1110,7 +1144,19 @@
               <w:rPr>
                 <w:rFonts w:ascii="Times New Roman" w:hAnsi="Times New Roman" w:cs="Times New Roman"/>
               </w:rPr>
-              <w:t xml:space="preserve">to-do </w:t>
+              <w:t>to</w:t>
+            </w:r>
+            <w:r>
+              <w:rPr>
+                <w:rFonts w:ascii="Times New Roman" w:hAnsi="Times New Roman" w:cs="Times New Roman"/>
+              </w:rPr>
+              <w:t>–</w:t>
+            </w:r>
+            <w:r>
+              <w:rPr>
+                <w:rFonts w:ascii="Times New Roman" w:hAnsi="Times New Roman" w:cs="Times New Roman"/>
+              </w:rPr>
+              <w:t xml:space="preserve">do </w:t>
             </w:r>
             <w:r>
               <w:rPr>
@@ -1208,7 +1254,23 @@
                 <w:sz w:val="18"/>
                 <w:szCs w:val="18"/>
               </w:rPr>
-              <w:t>IT INTERN - Công ty Cổ phần Chứng khoán KB Việt Nam</w:t>
+              <w:t xml:space="preserve">IT INTERN </w:t>
+            </w:r>
+            <w:r>
+              <w:rPr>
+                <w:rFonts w:ascii="Times New Roman" w:hAnsi="Times New Roman" w:cs="Times New Roman"/>
+                <w:sz w:val="18"/>
+                <w:szCs w:val="18"/>
+              </w:rPr>
+              <w:t>–</w:t>
+            </w:r>
+            <w:r>
+              <w:rPr>
+                <w:rFonts w:ascii="Times New Roman" w:hAnsi="Times New Roman" w:cs="Times New Roman"/>
+                <w:sz w:val="18"/>
+                <w:szCs w:val="18"/>
+              </w:rPr>
+              <w:t xml:space="preserve"> Công ty Cổ phần Chứng khoán KB Việt Nam</w:t>
             </w:r>
           </w:p>
           <w:p>
@@ -1222,7 +1284,19 @@
               <w:rPr>
                 <w:rFonts w:ascii="Times New Roman" w:hAnsi="Times New Roman" w:cs="Times New Roman"/>
               </w:rPr>
-              <w:t>02/2025-03</w:t>
+              <w:t>02/2025</w:t>
+            </w:r>
+            <w:r>
+              <w:rPr>
+                <w:rFonts w:ascii="Times New Roman" w:hAnsi="Times New Roman" w:cs="Times New Roman"/>
+              </w:rPr>
+              <w:t>–</w:t>
+            </w:r>
+            <w:r>
+              <w:rPr>
+                <w:rFonts w:ascii="Times New Roman" w:hAnsi="Times New Roman" w:cs="Times New Roman"/>
+              </w:rPr>
+              <w:t>03</w:t>
             </w:r>
             <w:r>
               <w:rPr>
@@ -1242,7 +1316,19 @@
               <w:rPr>
                 <w:rFonts w:ascii="Times New Roman" w:hAnsi="Times New Roman" w:cs="Times New Roman"/>
               </w:rPr>
-              <w:t>Phát triển giao diện front-end ứng dụng quản lý khách hàng bằng</w:t>
+              <w:t>Phát triển giao diện front</w:t>
+            </w:r>
+            <w:r>
+              <w:rPr>
+                <w:rFonts w:ascii="Times New Roman" w:hAnsi="Times New Roman" w:cs="Times New Roman"/>
+              </w:rPr>
+              <w:t>–</w:t>
+            </w:r>
+            <w:r>
+              <w:rPr>
+                <w:rFonts w:ascii="Times New Roman" w:hAnsi="Times New Roman" w:cs="Times New Roman"/>
+              </w:rPr>
+              <w:t>end ứng dụng quản lý khách hàng bằng</w:t>
             </w:r>
             <w:r>
               <w:rPr>
@@ -1317,7 +1403,23 @@
                 <w:sz w:val="18"/>
                 <w:szCs w:val="18"/>
               </w:rPr>
-              <w:t>IT INTERN - Công ty CP Tin Học Viễn Thông Petrolimex (PIACOM)</w:t>
+              <w:t xml:space="preserve">IT INTERN </w:t>
+            </w:r>
+            <w:r>
+              <w:rPr>
+                <w:rFonts w:ascii="Times New Roman" w:hAnsi="Times New Roman" w:cs="Times New Roman"/>
+                <w:sz w:val="18"/>
+                <w:szCs w:val="18"/>
+              </w:rPr>
+              <w:t>–</w:t>
+            </w:r>
+            <w:r>
+              <w:rPr>
+                <w:rFonts w:ascii="Times New Roman" w:hAnsi="Times New Roman" w:cs="Times New Roman"/>
+                <w:sz w:val="18"/>
+                <w:szCs w:val="18"/>
+              </w:rPr>
+              <w:t xml:space="preserve"> Công ty CP Tin Học Viễn Thông Petrolimex (PIACOM)</w:t>
             </w:r>
           </w:p>
           <w:p>
@@ -1331,7 +1433,13 @@
               <w:rPr>
                 <w:rFonts w:ascii="Times New Roman" w:hAnsi="Times New Roman" w:cs="Times New Roman"/>
               </w:rPr>
-              <w:t>08/2025-</w:t>
+              <w:t>08/2025</w:t>
+            </w:r>
+            <w:r>
+              <w:rPr>
+                <w:rFonts w:ascii="Times New Roman" w:hAnsi="Times New Roman" w:cs="Times New Roman"/>
+              </w:rPr>
+              <w:t>–</w:t>
             </w:r>
             <w:r>
               <w:rPr>
@@ -1512,128 +1620,317 @@
                 <w:rFonts w:ascii="Times New Roman" w:hAnsi="Times New Roman" w:cs="Times New Roman"/>
                 <w:szCs w:val="20"/>
               </w:rPr>
-              <w:t>THE SHOP - FULL-STACK E-COMMERCE APP -</w:t>
-            </w:r>
-          </w:p>
-          <w:p>
-            <w:pPr>
-              <w:rPr>
-                <w:rFonts w:ascii="Times New Roman" w:hAnsi="Times New Roman" w:cs="Times New Roman"/>
-                <w:szCs w:val="20"/>
-              </w:rPr>
-            </w:pPr>
-            <w:r>
-              <w:rPr>
-                <w:rFonts w:ascii="Times New Roman" w:hAnsi="Times New Roman" w:cs="Times New Roman"/>
-                <w:szCs w:val="20"/>
-              </w:rPr>
-              <w:t>THE-DIGITAL-SHOP.ONRENDER.COM</w:t>
-            </w:r>
-          </w:p>
-          <w:p>
-            <w:pPr>
-              <w:rPr>
-                <w:rFonts w:ascii="Times New Roman" w:hAnsi="Times New Roman" w:cs="Times New Roman"/>
-                <w:szCs w:val="20"/>
-              </w:rPr>
-            </w:pPr>
-          </w:p>
-          <w:p>
-            <w:pPr>
-              <w:rPr>
-                <w:rFonts w:ascii="Times New Roman" w:hAnsi="Times New Roman" w:cs="Times New Roman"/>
-                <w:szCs w:val="20"/>
-              </w:rPr>
-            </w:pPr>
-            <w:r>
-              <w:rPr>
-                <w:rFonts w:ascii="Times New Roman" w:hAnsi="Times New Roman" w:cs="Times New Roman"/>
-                <w:szCs w:val="20"/>
-              </w:rPr>
-              <w:t>LIVESTREAM APP – FULL-STACK LIVESTREAM PLATFORM -</w:t>
-            </w:r>
-          </w:p>
-          <w:p>
-            <w:pPr>
-              <w:rPr>
-                <w:rFonts w:ascii="Times New Roman" w:hAnsi="Times New Roman" w:cs="Times New Roman"/>
-                <w:szCs w:val="20"/>
-              </w:rPr>
-            </w:pPr>
-            <w:r>
-              <w:rPr>
-                <w:rFonts w:ascii="Times New Roman" w:hAnsi="Times New Roman" w:cs="Times New Roman"/>
-                <w:szCs w:val="20"/>
-              </w:rPr>
-              <w:t>REACT-LIVESTREAM-APP.ONRENDER.COM</w:t>
-            </w:r>
-          </w:p>
-          <w:p>
-            <w:pPr>
-              <w:rPr>
-                <w:rFonts w:ascii="Times New Roman" w:hAnsi="Times New Roman" w:cs="Times New Roman"/>
-                <w:szCs w:val="20"/>
-              </w:rPr>
-            </w:pPr>
-          </w:p>
-          <w:p>
-            <w:pPr>
-              <w:rPr>
-                <w:rFonts w:ascii="Times New Roman" w:hAnsi="Times New Roman" w:cs="Times New Roman"/>
-                <w:szCs w:val="20"/>
-              </w:rPr>
-            </w:pPr>
-            <w:r>
-              <w:rPr>
-                <w:rFonts w:ascii="Times New Roman" w:hAnsi="Times New Roman" w:cs="Times New Roman"/>
-                <w:szCs w:val="20"/>
-              </w:rPr>
-              <w:t>VOICE AND VIDEO CALL – FULL-STACK ONLINE CALLING</w:t>
-            </w:r>
-            <w:r>
-              <w:rPr>
-                <w:rFonts w:ascii="Times New Roman" w:hAnsi="Times New Roman" w:cs="Times New Roman"/>
-                <w:szCs w:val="20"/>
-              </w:rPr>
-              <w:t xml:space="preserve"> -</w:t>
-            </w:r>
-          </w:p>
-          <w:p>
-            <w:pPr>
-              <w:rPr>
-                <w:rFonts w:ascii="Times New Roman" w:hAnsi="Times New Roman" w:cs="Times New Roman"/>
-                <w:szCs w:val="20"/>
-              </w:rPr>
-            </w:pPr>
-            <w:r>
-              <w:rPr>
-                <w:rFonts w:ascii="Times New Roman" w:hAnsi="Times New Roman" w:cs="Times New Roman"/>
-                <w:szCs w:val="20"/>
-              </w:rPr>
-              <w:t>REACT-APP-VIDEOCALL.ONRENDER.APP</w:t>
-            </w:r>
-          </w:p>
-          <w:p>
-            <w:pPr>
-              <w:rPr>
-                <w:rFonts w:ascii="Times New Roman" w:hAnsi="Times New Roman" w:cs="Times New Roman"/>
-                <w:szCs w:val="20"/>
-              </w:rPr>
-            </w:pPr>
-          </w:p>
-          <w:p>
-            <w:pPr>
-              <w:rPr>
-                <w:rFonts w:ascii="Times New Roman" w:hAnsi="Times New Roman" w:cs="Times New Roman"/>
-                <w:szCs w:val="20"/>
-              </w:rPr>
-            </w:pPr>
-            <w:r>
-              <w:rPr>
-                <w:rFonts w:ascii="Times New Roman" w:hAnsi="Times New Roman" w:cs="Times New Roman"/>
-                <w:szCs w:val="20"/>
-              </w:rPr>
-              <w:t xml:space="preserve">QUIZZES APP – FULL-STACK </w:t>
+              <w:t xml:space="preserve">THE SHOP </w:t>
+            </w:r>
+            <w:r>
+              <w:rPr>
+                <w:rFonts w:ascii="Times New Roman" w:hAnsi="Times New Roman" w:cs="Times New Roman"/>
+                <w:szCs w:val="20"/>
+              </w:rPr>
+              <w:t>–</w:t>
+            </w:r>
+            <w:r>
+              <w:rPr>
+                <w:rFonts w:ascii="Times New Roman" w:hAnsi="Times New Roman" w:cs="Times New Roman"/>
+                <w:szCs w:val="20"/>
+              </w:rPr>
+              <w:t xml:space="preserve"> FULL</w:t>
+            </w:r>
+            <w:r>
+              <w:rPr>
+                <w:rFonts w:ascii="Times New Roman" w:hAnsi="Times New Roman" w:cs="Times New Roman"/>
+                <w:szCs w:val="20"/>
+              </w:rPr>
+              <w:t>-</w:t>
+            </w:r>
+            <w:r>
+              <w:rPr>
+                <w:rFonts w:ascii="Times New Roman" w:hAnsi="Times New Roman" w:cs="Times New Roman"/>
+                <w:szCs w:val="20"/>
+              </w:rPr>
+              <w:t>STACK E</w:t>
+            </w:r>
+            <w:r>
+              <w:rPr>
+                <w:rFonts w:ascii="Times New Roman" w:hAnsi="Times New Roman" w:cs="Times New Roman"/>
+                <w:szCs w:val="20"/>
+              </w:rPr>
+              <w:t>-</w:t>
+            </w:r>
+            <w:r>
+              <w:rPr>
+                <w:rFonts w:ascii="Times New Roman" w:hAnsi="Times New Roman" w:cs="Times New Roman"/>
+                <w:szCs w:val="20"/>
+              </w:rPr>
+              <w:t xml:space="preserve">COMMERCE APP </w:t>
+            </w:r>
+            <w:r>
+              <w:rPr>
+                <w:rFonts w:ascii="Times New Roman" w:hAnsi="Times New Roman" w:cs="Times New Roman"/>
+                <w:szCs w:val="20"/>
+              </w:rPr>
+              <w:t>–</w:t>
+            </w:r>
+          </w:p>
+          <w:p>
+            <w:pPr>
+              <w:rPr>
+                <w:rFonts w:ascii="Times New Roman" w:hAnsi="Times New Roman" w:cs="Times New Roman"/>
+                <w:szCs w:val="20"/>
+              </w:rPr>
+            </w:pPr>
+            <w:r>
+              <w:rPr>
+                <w:rFonts w:ascii="Times New Roman" w:hAnsi="Times New Roman" w:cs="Times New Roman"/>
+                <w:szCs w:val="20"/>
+              </w:rPr>
+              <w:t>THE</w:t>
+            </w:r>
+            <w:r>
+              <w:rPr>
+                <w:rFonts w:ascii="Times New Roman" w:hAnsi="Times New Roman" w:cs="Times New Roman"/>
+                <w:szCs w:val="20"/>
+              </w:rPr>
+              <w:t>–</w:t>
+            </w:r>
+            <w:r>
+              <w:rPr>
+                <w:rFonts w:ascii="Times New Roman" w:hAnsi="Times New Roman" w:cs="Times New Roman"/>
+                <w:szCs w:val="20"/>
+              </w:rPr>
+              <w:t>DIGITAL</w:t>
+            </w:r>
+            <w:r>
+              <w:rPr>
+                <w:rFonts w:ascii="Times New Roman" w:hAnsi="Times New Roman" w:cs="Times New Roman"/>
+                <w:szCs w:val="20"/>
+              </w:rPr>
+              <w:t>–</w:t>
+            </w:r>
+            <w:r>
+              <w:rPr>
+                <w:rFonts w:ascii="Times New Roman" w:hAnsi="Times New Roman" w:cs="Times New Roman"/>
+                <w:szCs w:val="20"/>
+              </w:rPr>
+              <w:t>SHOP.ONRENDER.COM</w:t>
+            </w:r>
+          </w:p>
+          <w:p>
+            <w:pPr>
+              <w:rPr>
+                <w:rFonts w:ascii="Times New Roman" w:hAnsi="Times New Roman" w:cs="Times New Roman"/>
+                <w:szCs w:val="20"/>
+              </w:rPr>
+            </w:pPr>
+          </w:p>
+          <w:p>
+            <w:pPr>
+              <w:rPr>
+                <w:rFonts w:ascii="Times New Roman" w:hAnsi="Times New Roman" w:cs="Times New Roman"/>
+                <w:szCs w:val="20"/>
+              </w:rPr>
+            </w:pPr>
+            <w:r>
+              <w:rPr>
+                <w:rFonts w:ascii="Times New Roman" w:hAnsi="Times New Roman" w:cs="Times New Roman"/>
+                <w:szCs w:val="20"/>
+              </w:rPr>
+              <w:t>LIVESTREAM APP – FULL</w:t>
+            </w:r>
+            <w:r>
+              <w:rPr>
+                <w:rFonts w:ascii="Times New Roman" w:hAnsi="Times New Roman" w:cs="Times New Roman"/>
+                <w:szCs w:val="20"/>
+              </w:rPr>
+              <w:t>-</w:t>
+            </w:r>
+            <w:r>
+              <w:rPr>
+                <w:rFonts w:ascii="Times New Roman" w:hAnsi="Times New Roman" w:cs="Times New Roman"/>
+                <w:szCs w:val="20"/>
+              </w:rPr>
+              <w:t xml:space="preserve">STACK LIVESTREAM PLATFORM </w:t>
+            </w:r>
+            <w:r>
+              <w:rPr>
+                <w:rFonts w:ascii="Times New Roman" w:hAnsi="Times New Roman" w:cs="Times New Roman"/>
+                <w:szCs w:val="20"/>
+              </w:rPr>
+              <w:t>–</w:t>
+            </w:r>
+          </w:p>
+          <w:p>
+            <w:pPr>
+              <w:rPr>
+                <w:rFonts w:ascii="Times New Roman" w:hAnsi="Times New Roman" w:cs="Times New Roman"/>
+                <w:szCs w:val="20"/>
+              </w:rPr>
+            </w:pPr>
+            <w:r>
+              <w:rPr>
+                <w:rFonts w:ascii="Times New Roman" w:hAnsi="Times New Roman" w:cs="Times New Roman"/>
+                <w:szCs w:val="20"/>
+              </w:rPr>
+              <w:t>REACT</w:t>
+            </w:r>
+            <w:r>
+              <w:rPr>
+                <w:rFonts w:ascii="Times New Roman" w:hAnsi="Times New Roman" w:cs="Times New Roman"/>
+                <w:szCs w:val="20"/>
+              </w:rPr>
+              <w:t>–</w:t>
+            </w:r>
+            <w:r>
+              <w:rPr>
+                <w:rFonts w:ascii="Times New Roman" w:hAnsi="Times New Roman" w:cs="Times New Roman"/>
+                <w:szCs w:val="20"/>
+              </w:rPr>
+              <w:t>LIVESTREAM</w:t>
+            </w:r>
+            <w:r>
+              <w:rPr>
+                <w:rFonts w:ascii="Times New Roman" w:hAnsi="Times New Roman" w:cs="Times New Roman"/>
+                <w:szCs w:val="20"/>
+              </w:rPr>
+              <w:t>–</w:t>
+            </w:r>
+            <w:r>
+              <w:rPr>
+                <w:rFonts w:ascii="Times New Roman" w:hAnsi="Times New Roman" w:cs="Times New Roman"/>
+                <w:szCs w:val="20"/>
+              </w:rPr>
+              <w:t>APP.ONRENDER.COM</w:t>
+            </w:r>
+          </w:p>
+          <w:p>
+            <w:pPr>
+              <w:rPr>
+                <w:rFonts w:ascii="Times New Roman" w:hAnsi="Times New Roman" w:cs="Times New Roman"/>
+                <w:szCs w:val="20"/>
+              </w:rPr>
+            </w:pPr>
+          </w:p>
+          <w:p>
+            <w:pPr>
+              <w:rPr>
+                <w:rFonts w:ascii="Times New Roman" w:hAnsi="Times New Roman" w:cs="Times New Roman"/>
+                <w:szCs w:val="20"/>
+              </w:rPr>
+            </w:pPr>
+            <w:r>
+              <w:rPr>
+                <w:rFonts w:ascii="Times New Roman" w:hAnsi="Times New Roman" w:cs="Times New Roman"/>
+                <w:szCs w:val="20"/>
+              </w:rPr>
+              <w:t>VOICE AND VIDEO CALL – FULL</w:t>
+            </w:r>
+            <w:r>
+              <w:rPr>
+                <w:rFonts w:ascii="Times New Roman" w:hAnsi="Times New Roman" w:cs="Times New Roman"/>
+                <w:szCs w:val="20"/>
+              </w:rPr>
+              <w:t>-</w:t>
+            </w:r>
+            <w:r>
+              <w:rPr>
+                <w:rFonts w:ascii="Times New Roman" w:hAnsi="Times New Roman" w:cs="Times New Roman"/>
+                <w:szCs w:val="20"/>
+              </w:rPr>
+              <w:t>STACK ONLINE CALLING</w:t>
+            </w:r>
+            <w:r>
+              <w:rPr>
+                <w:rFonts w:ascii="Times New Roman" w:hAnsi="Times New Roman" w:cs="Times New Roman"/>
+                <w:szCs w:val="20"/>
+              </w:rPr>
+              <w:t xml:space="preserve"> </w:t>
+            </w:r>
+            <w:r>
+              <w:rPr>
+                <w:rFonts w:ascii="Times New Roman" w:hAnsi="Times New Roman" w:cs="Times New Roman"/>
+                <w:szCs w:val="20"/>
+              </w:rPr>
+              <w:t>–</w:t>
+            </w:r>
+          </w:p>
+          <w:p>
+            <w:pPr>
+              <w:rPr>
+                <w:rFonts w:ascii="Times New Roman" w:hAnsi="Times New Roman" w:cs="Times New Roman"/>
+                <w:szCs w:val="20"/>
+              </w:rPr>
+            </w:pPr>
+            <w:r>
+              <w:rPr>
+                <w:rFonts w:ascii="Times New Roman" w:hAnsi="Times New Roman" w:cs="Times New Roman"/>
+                <w:szCs w:val="20"/>
+              </w:rPr>
+              <w:t>REACT</w:t>
+            </w:r>
+            <w:r>
+              <w:rPr>
+                <w:rFonts w:ascii="Times New Roman" w:hAnsi="Times New Roman" w:cs="Times New Roman"/>
+                <w:szCs w:val="20"/>
+              </w:rPr>
+              <w:t>–</w:t>
+            </w:r>
+            <w:r>
+              <w:rPr>
+                <w:rFonts w:ascii="Times New Roman" w:hAnsi="Times New Roman" w:cs="Times New Roman"/>
+                <w:szCs w:val="20"/>
+              </w:rPr>
+              <w:t>APP</w:t>
+            </w:r>
+            <w:r>
+              <w:rPr>
+                <w:rFonts w:ascii="Times New Roman" w:hAnsi="Times New Roman" w:cs="Times New Roman"/>
+                <w:szCs w:val="20"/>
+              </w:rPr>
+              <w:t>–</w:t>
+            </w:r>
+            <w:r>
+              <w:rPr>
+                <w:rFonts w:ascii="Times New Roman" w:hAnsi="Times New Roman" w:cs="Times New Roman"/>
+                <w:szCs w:val="20"/>
+              </w:rPr>
+              <w:t>VIDEOCALL.ONRENDER.APP</w:t>
+            </w:r>
+          </w:p>
+          <w:p>
+            <w:pPr>
+              <w:rPr>
+                <w:rFonts w:ascii="Times New Roman" w:hAnsi="Times New Roman" w:cs="Times New Roman"/>
+                <w:szCs w:val="20"/>
+              </w:rPr>
+            </w:pPr>
+          </w:p>
+          <w:p>
+            <w:pPr>
+              <w:rPr>
+                <w:rFonts w:ascii="Times New Roman" w:hAnsi="Times New Roman" w:cs="Times New Roman"/>
+                <w:szCs w:val="20"/>
+              </w:rPr>
+            </w:pPr>
+            <w:r>
+              <w:rPr>
+                <w:rFonts w:ascii="Times New Roman" w:hAnsi="Times New Roman" w:cs="Times New Roman"/>
+                <w:szCs w:val="20"/>
+              </w:rPr>
+              <w:t>QUIZZES APP – FULL</w:t>
+            </w:r>
+            <w:r>
+              <w:rPr>
+                <w:rFonts w:ascii="Times New Roman" w:hAnsi="Times New Roman" w:cs="Times New Roman"/>
+                <w:szCs w:val="20"/>
+              </w:rPr>
+              <w:t>-</w:t>
+            </w:r>
+            <w:r>
+              <w:rPr>
+                <w:rFonts w:ascii="Times New Roman" w:hAnsi="Times New Roman" w:cs="Times New Roman"/>
+                <w:szCs w:val="20"/>
+              </w:rPr>
+              <w:t xml:space="preserve">STACK </w:t>
             </w:r>
             <w:r>
               <w:rPr>
@@ -1647,30 +1944,86 @@
                 <w:rFonts w:ascii="Times New Roman" w:hAnsi="Times New Roman" w:cs="Times New Roman"/>
                 <w:szCs w:val="20"/>
               </w:rPr>
-              <w:t xml:space="preserve"> APP - DLUONGTA.GITHUB.IO/QUIZ-APP.HTML</w:t>
-            </w:r>
-          </w:p>
-          <w:p>
-            <w:pPr>
-              <w:rPr>
-                <w:rFonts w:ascii="Times New Roman" w:hAnsi="Times New Roman" w:cs="Times New Roman"/>
-                <w:szCs w:val="20"/>
-              </w:rPr>
-            </w:pPr>
-          </w:p>
-          <w:p>
-            <w:pPr>
-              <w:rPr>
-                <w:rFonts w:ascii="Times New Roman" w:hAnsi="Times New Roman" w:cs="Times New Roman"/>
-                <w:szCs w:val="20"/>
-              </w:rPr>
-            </w:pPr>
-            <w:r>
-              <w:rPr>
-                <w:rFonts w:ascii="Times New Roman" w:hAnsi="Times New Roman" w:cs="Times New Roman"/>
-                <w:szCs w:val="20"/>
-              </w:rPr>
-              <w:t>MULTIPLAYER GAME – FULL-STACK ONLINE GAME - SHOOTINGTANKIO.ONRENDER.COM</w:t>
+              <w:t xml:space="preserve"> APP </w:t>
+            </w:r>
+            <w:r>
+              <w:rPr>
+                <w:rFonts w:ascii="Times New Roman" w:hAnsi="Times New Roman" w:cs="Times New Roman"/>
+                <w:szCs w:val="20"/>
+              </w:rPr>
+              <w:t>–</w:t>
+            </w:r>
+            <w:r>
+              <w:rPr>
+                <w:rFonts w:ascii="Times New Roman" w:hAnsi="Times New Roman" w:cs="Times New Roman"/>
+                <w:szCs w:val="20"/>
+              </w:rPr>
+              <w:t xml:space="preserve"> DLUONGTA.GITHUB.IO/QUIZ</w:t>
+            </w:r>
+            <w:r>
+              <w:rPr>
+                <w:rFonts w:ascii="Times New Roman" w:hAnsi="Times New Roman" w:cs="Times New Roman"/>
+                <w:szCs w:val="20"/>
+              </w:rPr>
+              <w:t>–</w:t>
+            </w:r>
+            <w:r>
+              <w:rPr>
+                <w:rFonts w:ascii="Times New Roman" w:hAnsi="Times New Roman" w:cs="Times New Roman"/>
+                <w:szCs w:val="20"/>
+              </w:rPr>
+              <w:t>APP.HTML</w:t>
+            </w:r>
+          </w:p>
+          <w:p>
+            <w:pPr>
+              <w:rPr>
+                <w:rFonts w:ascii="Times New Roman" w:hAnsi="Times New Roman" w:cs="Times New Roman"/>
+                <w:szCs w:val="20"/>
+              </w:rPr>
+            </w:pPr>
+          </w:p>
+          <w:p>
+            <w:pPr>
+              <w:rPr>
+                <w:rFonts w:ascii="Times New Roman" w:hAnsi="Times New Roman" w:cs="Times New Roman"/>
+                <w:szCs w:val="20"/>
+              </w:rPr>
+            </w:pPr>
+            <w:r>
+              <w:rPr>
+                <w:rFonts w:ascii="Times New Roman" w:hAnsi="Times New Roman" w:cs="Times New Roman"/>
+                <w:szCs w:val="20"/>
+              </w:rPr>
+              <w:t>MULTIPLAYER GAME – FULL</w:t>
+            </w:r>
+            <w:r>
+              <w:rPr>
+                <w:rFonts w:ascii="Times New Roman" w:hAnsi="Times New Roman" w:cs="Times New Roman"/>
+                <w:szCs w:val="20"/>
+              </w:rPr>
+              <w:t>-</w:t>
+            </w:r>
+            <w:r>
+              <w:rPr>
+                <w:rFonts w:ascii="Times New Roman" w:hAnsi="Times New Roman" w:cs="Times New Roman"/>
+                <w:szCs w:val="20"/>
+              </w:rPr>
+              <w:t xml:space="preserve">STACK ONLINE GAME </w:t>
+            </w:r>
+            <w:r>
+              <w:rPr>
+                <w:rFonts w:ascii="Times New Roman" w:hAnsi="Times New Roman" w:cs="Times New Roman"/>
+                <w:szCs w:val="20"/>
+              </w:rPr>
+              <w:t>–</w:t>
+            </w:r>
+            <w:r>
+              <w:rPr>
+                <w:rFonts w:ascii="Times New Roman" w:hAnsi="Times New Roman" w:cs="Times New Roman"/>
+                <w:szCs w:val="20"/>
+              </w:rPr>
+              <w:t xml:space="preserve"> SHOOTINGTANKIO.ONRENDER.COM</w:t>
             </w:r>
           </w:p>
           <w:p>
@@ -1700,6 +2053,20 @@
                 <w:rFonts w:ascii="Times New Roman" w:hAnsi="Times New Roman" w:cs="Times New Roman"/>
                 <w:szCs w:val="20"/>
               </w:rPr>
+              <w:t>–</w:t>
+            </w:r>
+            <w:r>
+              <w:rPr>
+                <w:rFonts w:ascii="Times New Roman" w:hAnsi="Times New Roman" w:cs="Times New Roman"/>
+                <w:szCs w:val="20"/>
+              </w:rPr>
+              <w:t>PLAYER GAME – FULL</w:t>
+            </w:r>
+            <w:r>
+              <w:rPr>
+                <w:rFonts w:ascii="Times New Roman" w:hAnsi="Times New Roman" w:cs="Times New Roman"/>
+                <w:szCs w:val="20"/>
+              </w:rPr>
               <w:t>-</w:t>
             </w:r>
             <w:r>
@@ -1707,7 +2074,21 @@
                 <w:rFonts w:ascii="Times New Roman" w:hAnsi="Times New Roman" w:cs="Times New Roman"/>
                 <w:szCs w:val="20"/>
               </w:rPr>
-              <w:t>PLAYER GAME – FULL-STACK ONLINE GAME - DLUONGTA.GITHUB.IO/</w:t>
+              <w:t xml:space="preserve">STACK ONLINE GAME </w:t>
+            </w:r>
+            <w:r>
+              <w:rPr>
+                <w:rFonts w:ascii="Times New Roman" w:hAnsi="Times New Roman" w:cs="Times New Roman"/>
+                <w:szCs w:val="20"/>
+              </w:rPr>
+              <w:t>–</w:t>
+            </w:r>
+            <w:r>
+              <w:rPr>
+                <w:rFonts w:ascii="Times New Roman" w:hAnsi="Times New Roman" w:cs="Times New Roman"/>
+                <w:szCs w:val="20"/>
+              </w:rPr>
+              <w:t xml:space="preserve"> DLUONGTA.GITHUB.IO/</w:t>
             </w:r>
             <w:r>
               <w:rPr>
@@ -1723,6 +2104,8 @@
               </w:rPr>
               <w:t>.HTML</w:t>
             </w:r>
+            <w:bookmarkStart w:id="0" w:name="_GoBack"/>
+            <w:bookmarkEnd w:id="0"/>
           </w:p>
         </w:tc>
         <w:tc>
@@ -1851,7 +2234,19 @@
               <w:rPr>
                 <w:rFonts w:ascii="Times New Roman" w:hAnsi="Times New Roman" w:cs="Times New Roman"/>
               </w:rPr>
-              <w:t>TRƯỜNG ĐẠI HỌC CÔNG NGHỆ - ĐHQG HÀ NỘI</w:t>
+              <w:t xml:space="preserve">TRƯỜNG ĐẠI HỌC CÔNG NGHỆ </w:t>
+            </w:r>
+            <w:r>
+              <w:rPr>
+                <w:rFonts w:ascii="Times New Roman" w:hAnsi="Times New Roman" w:cs="Times New Roman"/>
+              </w:rPr>
+              <w:t>–</w:t>
+            </w:r>
+            <w:r>
+              <w:rPr>
+                <w:rFonts w:ascii="Times New Roman" w:hAnsi="Times New Roman" w:cs="Times New Roman"/>
+              </w:rPr>
+              <w:t xml:space="preserve"> ĐHQG HÀ NỘI</w:t>
             </w:r>
           </w:p>
           <w:p>
@@ -3183,7 +3578,7 @@
 </file>
 
 <file path=customXml/itemProps1.xml><?xml version="1.0" encoding="utf-8"?>
-<ds:datastoreItem xmlns:ds="http://schemas.openxmlformats.org/officeDocument/2006/customXml" ds:itemID="{5E32606D-4399-40D9-A610-B70CFF6B143C}">
+<ds:datastoreItem xmlns:ds="http://schemas.openxmlformats.org/officeDocument/2006/customXml" ds:itemID="{C4E6C3FB-8A05-43C2-B503-A4FEAAAEA1E0}">
   <ds:schemaRefs>
     <ds:schemaRef ds:uri="http://schemas.openxmlformats.org/officeDocument/2006/bibliography"/>
   </ds:schemaRefs>

--- a/public/dluongta_resume.docx
+++ b/public/dluongta_resume.docx
@@ -32,7 +32,7 @@
                 <wp:docPr id="793183896" name="Group 6">
                   <a:extLst xmlns:a="http://schemas.openxmlformats.org/drawingml/2006/main">
                     <a:ext uri="{C183D7F6-B498-43B3-948B-1728B52AA6E4}">
-                      <adec:decorative xmlns="" xmlns:cx2="http://schemas.microsoft.com/office/drawing/2015/10/21/chartex" xmlns:cx3="http://schemas.microsoft.com/office/drawing/2016/5/9/chartex" xmlns:cx4="http://schemas.microsoft.com/office/drawing/2016/5/10/chartex" xmlns:cx5="http://schemas.microsoft.com/office/drawing/2016/5/11/chartex" xmlns:cx6="http://schemas.microsoft.com/office/drawing/2016/5/12/chartex" xmlns:cx7="http://schemas.microsoft.com/office/drawing/2016/5/13/chartex" xmlns:cx8="http://schemas.microsoft.com/office/drawing/2016/5/14/chartex" xmlns:aink="http://schemas.microsoft.com/office/drawing/2016/ink" xmlns:am3d="http://schemas.microsoft.com/office/drawing/2017/model3d" xmlns:o="urn:schemas-microsoft-com:office:office" xmlns:oel="http://schemas.microsoft.com/office/2019/extlst" xmlns:v="urn:schemas-microsoft-com:vml" xmlns:w10="urn:schemas-microsoft-com:office:word" xmlns:w="http://schemas.openxmlformats.org/wordprocessingml/2006/main" xmlns:w16cex="http://schemas.microsoft.com/office/word/2018/wordml/cex" xmlns:w16cid="http://schemas.microsoft.com/office/word/2016/wordml/cid" xmlns:w16="http://schemas.microsoft.com/office/word/2018/wordml" xmlns:w16du="http://schemas.microsoft.com/office/word/2023/wordml/word16du" xmlns:w16sdtdh="http://schemas.microsoft.com/office/word/2020/wordml/sdtdatahash" xmlns:w16sdtfl="http://schemas.microsoft.com/office/word/2024/wordml/sdtformatlock" xmlns:adec="http://schemas.microsoft.com/office/drawing/2017/decorative" val="1"/>
+                      <adec:decorative xmlns:adec="http://schemas.microsoft.com/office/drawing/2017/decorative" xmlns:w16sdtfl="http://schemas.microsoft.com/office/word/2024/wordml/sdtformatlock" xmlns:w16sdtdh="http://schemas.microsoft.com/office/word/2020/wordml/sdtdatahash" xmlns:w16du="http://schemas.microsoft.com/office/word/2023/wordml/word16du" xmlns:w16="http://schemas.microsoft.com/office/word/2018/wordml" xmlns:w16cid="http://schemas.microsoft.com/office/word/2016/wordml/cid" xmlns:w16cex="http://schemas.microsoft.com/office/word/2018/wordml/cex" xmlns:w="http://schemas.openxmlformats.org/wordprocessingml/2006/main" xmlns:w10="urn:schemas-microsoft-com:office:word" xmlns:v="urn:schemas-microsoft-com:vml" xmlns:oel="http://schemas.microsoft.com/office/2019/extlst" xmlns:o="urn:schemas-microsoft-com:office:office" xmlns:am3d="http://schemas.microsoft.com/office/drawing/2017/model3d" xmlns:aink="http://schemas.microsoft.com/office/drawing/2016/ink" xmlns:cx8="http://schemas.microsoft.com/office/drawing/2016/5/14/chartex" xmlns:cx7="http://schemas.microsoft.com/office/drawing/2016/5/13/chartex" xmlns:cx6="http://schemas.microsoft.com/office/drawing/2016/5/12/chartex" xmlns:cx5="http://schemas.microsoft.com/office/drawing/2016/5/11/chartex" xmlns:cx4="http://schemas.microsoft.com/office/drawing/2016/5/10/chartex" xmlns:cx3="http://schemas.microsoft.com/office/drawing/2016/5/9/chartex" xmlns:cx2="http://schemas.microsoft.com/office/drawing/2015/10/21/chartex" xmlns="" val="1"/>
                     </a:ext>
                   </a:extLst>
                 </wp:docPr>
@@ -53,7 +53,7 @@
                         <wps:cNvPr id="1434342015" name="Rectangle 1">
                           <a:extLst>
                             <a:ext uri="{C183D7F6-B498-43B3-948B-1728B52AA6E4}">
-                              <adec:decorative xmlns="" xmlns:cx2="http://schemas.microsoft.com/office/drawing/2015/10/21/chartex" xmlns:cx3="http://schemas.microsoft.com/office/drawing/2016/5/9/chartex" xmlns:cx4="http://schemas.microsoft.com/office/drawing/2016/5/10/chartex" xmlns:cx5="http://schemas.microsoft.com/office/drawing/2016/5/11/chartex" xmlns:cx6="http://schemas.microsoft.com/office/drawing/2016/5/12/chartex" xmlns:cx7="http://schemas.microsoft.com/office/drawing/2016/5/13/chartex" xmlns:cx8="http://schemas.microsoft.com/office/drawing/2016/5/14/chartex" xmlns:aink="http://schemas.microsoft.com/office/drawing/2016/ink" xmlns:am3d="http://schemas.microsoft.com/office/drawing/2017/model3d" xmlns:o="urn:schemas-microsoft-com:office:office" xmlns:oel="http://schemas.microsoft.com/office/2019/extlst" xmlns:v="urn:schemas-microsoft-com:vml" xmlns:w10="urn:schemas-microsoft-com:office:word" xmlns:w="http://schemas.openxmlformats.org/wordprocessingml/2006/main" xmlns:w16cex="http://schemas.microsoft.com/office/word/2018/wordml/cex" xmlns:w16cid="http://schemas.microsoft.com/office/word/2016/wordml/cid" xmlns:w16="http://schemas.microsoft.com/office/word/2018/wordml" xmlns:w16du="http://schemas.microsoft.com/office/word/2023/wordml/word16du" xmlns:w16sdtdh="http://schemas.microsoft.com/office/word/2020/wordml/sdtdatahash" xmlns:w16sdtfl="http://schemas.microsoft.com/office/word/2024/wordml/sdtformatlock" xmlns:adec="http://schemas.microsoft.com/office/drawing/2017/decorative" val="1"/>
+                              <adec:decorative xmlns:adec="http://schemas.microsoft.com/office/drawing/2017/decorative" xmlns:w16sdtfl="http://schemas.microsoft.com/office/word/2024/wordml/sdtformatlock" xmlns:w16sdtdh="http://schemas.microsoft.com/office/word/2020/wordml/sdtdatahash" xmlns:w16du="http://schemas.microsoft.com/office/word/2023/wordml/word16du" xmlns:w16="http://schemas.microsoft.com/office/word/2018/wordml" xmlns:w16cid="http://schemas.microsoft.com/office/word/2016/wordml/cid" xmlns:w16cex="http://schemas.microsoft.com/office/word/2018/wordml/cex" xmlns:w="http://schemas.openxmlformats.org/wordprocessingml/2006/main" xmlns:w10="urn:schemas-microsoft-com:office:word" xmlns:v="urn:schemas-microsoft-com:vml" xmlns:oel="http://schemas.microsoft.com/office/2019/extlst" xmlns:o="urn:schemas-microsoft-com:office:office" xmlns:am3d="http://schemas.microsoft.com/office/drawing/2017/model3d" xmlns:aink="http://schemas.microsoft.com/office/drawing/2016/ink" xmlns:cx8="http://schemas.microsoft.com/office/drawing/2016/5/14/chartex" xmlns:cx7="http://schemas.microsoft.com/office/drawing/2016/5/13/chartex" xmlns:cx6="http://schemas.microsoft.com/office/drawing/2016/5/12/chartex" xmlns:cx5="http://schemas.microsoft.com/office/drawing/2016/5/11/chartex" xmlns:cx4="http://schemas.microsoft.com/office/drawing/2016/5/10/chartex" xmlns:cx3="http://schemas.microsoft.com/office/drawing/2016/5/9/chartex" xmlns:cx2="http://schemas.microsoft.com/office/drawing/2015/10/21/chartex" xmlns="" val="1"/>
                             </a:ext>
                           </a:extLst>
                         </wps:cNvPr>
@@ -98,7 +98,7 @@
                         <wps:cNvPr id="1234481726" name="Rectangle 1">
                           <a:extLst>
                             <a:ext uri="{C183D7F6-B498-43B3-948B-1728B52AA6E4}">
-                              <adec:decorative xmlns="" xmlns:cx2="http://schemas.microsoft.com/office/drawing/2015/10/21/chartex" xmlns:cx3="http://schemas.microsoft.com/office/drawing/2016/5/9/chartex" xmlns:cx4="http://schemas.microsoft.com/office/drawing/2016/5/10/chartex" xmlns:cx5="http://schemas.microsoft.com/office/drawing/2016/5/11/chartex" xmlns:cx6="http://schemas.microsoft.com/office/drawing/2016/5/12/chartex" xmlns:cx7="http://schemas.microsoft.com/office/drawing/2016/5/13/chartex" xmlns:cx8="http://schemas.microsoft.com/office/drawing/2016/5/14/chartex" xmlns:aink="http://schemas.microsoft.com/office/drawing/2016/ink" xmlns:am3d="http://schemas.microsoft.com/office/drawing/2017/model3d" xmlns:o="urn:schemas-microsoft-com:office:office" xmlns:oel="http://schemas.microsoft.com/office/2019/extlst" xmlns:v="urn:schemas-microsoft-com:vml" xmlns:w10="urn:schemas-microsoft-com:office:word" xmlns:w="http://schemas.openxmlformats.org/wordprocessingml/2006/main" xmlns:w16cex="http://schemas.microsoft.com/office/word/2018/wordml/cex" xmlns:w16cid="http://schemas.microsoft.com/office/word/2016/wordml/cid" xmlns:w16="http://schemas.microsoft.com/office/word/2018/wordml" xmlns:w16du="http://schemas.microsoft.com/office/word/2023/wordml/word16du" xmlns:w16sdtdh="http://schemas.microsoft.com/office/word/2020/wordml/sdtdatahash" xmlns:w16sdtfl="http://schemas.microsoft.com/office/word/2024/wordml/sdtformatlock" xmlns:adec="http://schemas.microsoft.com/office/drawing/2017/decorative" val="1"/>
+                              <adec:decorative xmlns:adec="http://schemas.microsoft.com/office/drawing/2017/decorative" xmlns:w16sdtfl="http://schemas.microsoft.com/office/word/2024/wordml/sdtformatlock" xmlns:w16sdtdh="http://schemas.microsoft.com/office/word/2020/wordml/sdtdatahash" xmlns:w16du="http://schemas.microsoft.com/office/word/2023/wordml/word16du" xmlns:w16="http://schemas.microsoft.com/office/word/2018/wordml" xmlns:w16cid="http://schemas.microsoft.com/office/word/2016/wordml/cid" xmlns:w16cex="http://schemas.microsoft.com/office/word/2018/wordml/cex" xmlns:w="http://schemas.openxmlformats.org/wordprocessingml/2006/main" xmlns:w10="urn:schemas-microsoft-com:office:word" xmlns:v="urn:schemas-microsoft-com:vml" xmlns:oel="http://schemas.microsoft.com/office/2019/extlst" xmlns:o="urn:schemas-microsoft-com:office:office" xmlns:am3d="http://schemas.microsoft.com/office/drawing/2017/model3d" xmlns:aink="http://schemas.microsoft.com/office/drawing/2016/ink" xmlns:cx8="http://schemas.microsoft.com/office/drawing/2016/5/14/chartex" xmlns:cx7="http://schemas.microsoft.com/office/drawing/2016/5/13/chartex" xmlns:cx6="http://schemas.microsoft.com/office/drawing/2016/5/12/chartex" xmlns:cx5="http://schemas.microsoft.com/office/drawing/2016/5/11/chartex" xmlns:cx4="http://schemas.microsoft.com/office/drawing/2016/5/10/chartex" xmlns:cx3="http://schemas.microsoft.com/office/drawing/2016/5/9/chartex" xmlns:cx2="http://schemas.microsoft.com/office/drawing/2015/10/21/chartex" xmlns="" val="1"/>
                             </a:ext>
                           </a:extLst>
                         </wps:cNvPr>
@@ -2024,85 +2024,6 @@
                 <w:szCs w:val="20"/>
               </w:rPr>
               <w:t xml:space="preserve"> SHOOTINGTANKIO.ONRENDER.COM</w:t>
-            </w:r>
-          </w:p>
-          <w:p>
-            <w:pPr>
-              <w:rPr>
-                <w:rFonts w:ascii="Times New Roman" w:hAnsi="Times New Roman" w:cs="Times New Roman"/>
-                <w:szCs w:val="20"/>
-              </w:rPr>
-            </w:pPr>
-          </w:p>
-          <w:p>
-            <w:pPr>
-              <w:rPr>
-                <w:rFonts w:ascii="Times New Roman" w:hAnsi="Times New Roman" w:cs="Times New Roman"/>
-                <w:color w:val="auto"/>
-              </w:rPr>
-            </w:pPr>
-            <w:r>
-              <w:rPr>
-                <w:rFonts w:ascii="Times New Roman" w:hAnsi="Times New Roman" w:cs="Times New Roman"/>
-                <w:szCs w:val="20"/>
-              </w:rPr>
-              <w:t>SINGLE</w:t>
-            </w:r>
-            <w:r>
-              <w:rPr>
-                <w:rFonts w:ascii="Times New Roman" w:hAnsi="Times New Roman" w:cs="Times New Roman"/>
-                <w:szCs w:val="20"/>
-              </w:rPr>
-              <w:t>–</w:t>
-            </w:r>
-            <w:r>
-              <w:rPr>
-                <w:rFonts w:ascii="Times New Roman" w:hAnsi="Times New Roman" w:cs="Times New Roman"/>
-                <w:szCs w:val="20"/>
-              </w:rPr>
-              <w:t>PLAYER GAME – FULL</w:t>
-            </w:r>
-            <w:r>
-              <w:rPr>
-                <w:rFonts w:ascii="Times New Roman" w:hAnsi="Times New Roman" w:cs="Times New Roman"/>
-                <w:szCs w:val="20"/>
-              </w:rPr>
-              <w:t>-</w:t>
-            </w:r>
-            <w:r>
-              <w:rPr>
-                <w:rFonts w:ascii="Times New Roman" w:hAnsi="Times New Roman" w:cs="Times New Roman"/>
-                <w:szCs w:val="20"/>
-              </w:rPr>
-              <w:t xml:space="preserve">STACK ONLINE GAME </w:t>
-            </w:r>
-            <w:r>
-              <w:rPr>
-                <w:rFonts w:ascii="Times New Roman" w:hAnsi="Times New Roman" w:cs="Times New Roman"/>
-                <w:szCs w:val="20"/>
-              </w:rPr>
-              <w:t>–</w:t>
-            </w:r>
-            <w:r>
-              <w:rPr>
-                <w:rFonts w:ascii="Times New Roman" w:hAnsi="Times New Roman" w:cs="Times New Roman"/>
-                <w:szCs w:val="20"/>
-              </w:rPr>
-              <w:t xml:space="preserve"> DLUONGTA.GITHUB.IO/</w:t>
-            </w:r>
-            <w:r>
-              <w:rPr>
-                <w:rFonts w:ascii="Times New Roman" w:hAnsi="Times New Roman" w:cs="Times New Roman"/>
-                <w:szCs w:val="20"/>
-              </w:rPr>
-              <w:t>NEON_PLAY_GAME</w:t>
-            </w:r>
-            <w:r>
-              <w:rPr>
-                <w:rFonts w:ascii="Times New Roman" w:hAnsi="Times New Roman" w:cs="Times New Roman"/>
-                <w:szCs w:val="20"/>
-              </w:rPr>
-              <w:t>.HTML</w:t>
             </w:r>
             <w:bookmarkStart w:id="0" w:name="_GoBack"/>
             <w:bookmarkEnd w:id="0"/>
@@ -3578,7 +3499,7 @@
 </file>
 
 <file path=customXml/itemProps1.xml><?xml version="1.0" encoding="utf-8"?>
-<ds:datastoreItem xmlns:ds="http://schemas.openxmlformats.org/officeDocument/2006/customXml" ds:itemID="{C4E6C3FB-8A05-43C2-B503-A4FEAAAEA1E0}">
+<ds:datastoreItem xmlns:ds="http://schemas.openxmlformats.org/officeDocument/2006/customXml" ds:itemID="{E2FD2FA6-CF87-4E2A-AA0E-BA86512EDA99}">
   <ds:schemaRefs>
     <ds:schemaRef ds:uri="http://schemas.openxmlformats.org/officeDocument/2006/bibliography"/>
   </ds:schemaRefs>
